--- a/outputs/a15/a15_ficha_tecnica.docx
+++ b/outputs/a15/a15_ficha_tecnica.docx
@@ -851,7 +851,7 @@
           </w:tcPr>
           <w:p ns2:paraId="2A1BDCF3" ns2:textId="77777777">
             <w:r>
-              <w:t xml:space="preserve">Modo predict inline: se aportan las 16 variables del contrato del artefacto (o bien un subconjunto más 'date'/'origin_date', del que se derivan automáticamente las 4 variables de calendario) y se obtiene la predicción del IPI nacional a 6 meses vista. Modo predict batch: mismo contrato de entrada, una fila por predicción, sobre un CSV. Modo train: reentrena desde cero un Pipeline StandardScaler+Ridge(alpha=25.0) — mismos hiperparámetros que el equipo de IA — a partir de un CSV con las 16 features más el target histórico, evaluando sobre un holdout cronológico del propio CSV; el artefacto fijo servido en producción nunca se sobrescribe.</w:t>
+              <w:t xml:space="preserve">Modo predict inline: se aportan las 16 variables del contrato del artefacto, o solo un subconjunto (incluso solo 'date') — el resto se deriva automáticamente desde 'date'/'origin_date' y un histórico de referencia bundled (retardos autorregresivos y exógenos, más las 4 variables de calendario) — y se obtiene la predicción del IPI nacional a 6 meses vista. Modo predict batch: acepta un CSV con el panel completo (una fila = una predicción ya calculada) o un histórico simple mensual (date/year+month + ipi_national_current, igual que data/input/ipi_history.csv del equipo de IA), fusionando todas sus filas en el histórico de referencia para derivar cada predicción. Modo train: reentrena desde cero un Pipeline StandardScaler+Ridge(alpha=25.0) — mismos hiperparámetros que el equipo de IA — a partir de un CSV con las 16 features más el target histórico, evaluando sobre un holdout cronológico del propio CSV; el artefacto fijo servido en producción nunca se sobrescribe.</w:t>
             </w:r>
           </w:p>
         </w:tc>
@@ -1156,7 +1156,7 @@
           </w:tcPr>
           <w:p ns2:paraId="29F6ACFB" ns2:textId="77777777">
             <w:r>
-              <w:t xml:space="preserve">Sí</w:t>
+              <w:t xml:space="preserve">No — se deriva del histórico de referencia bundled en 'date' si se omite; si se aporta, además sobrescribe ese histórico en esa fecha</w:t>
             </w:r>
           </w:p>
         </w:tc>
@@ -1179,7 +1179,7 @@
           </w:tcPr>
           <w:p ns2:paraId="7756D559" ns2:textId="77777777">
             <w:r>
-              <w:t xml:space="preserve">-</w:t>
+              <w:t xml:space="preserve">derivado del histórico de referencia</w:t>
             </w:r>
           </w:p>
         </w:tc>
@@ -1273,7 +1273,7 @@
           </w:tcPr>
           <w:p ns2:paraId="29F6ACFB" ns2:textId="77777777">
             <w:r>
-              <w:t xml:space="preserve">Sí</w:t>
+              <w:t xml:space="preserve">No — se derivan del histórico de referencia bundled a partir de 'date' si se omiten</w:t>
             </w:r>
           </w:p>
         </w:tc>
@@ -1296,7 +1296,7 @@
           </w:tcPr>
           <w:p ns2:paraId="7756D559" ns2:textId="77777777">
             <w:r>
-              <w:t xml:space="preserve">-</w:t>
+              <w:t xml:space="preserve">derivados del histórico de referencia</w:t>
             </w:r>
           </w:p>
         </w:tc>
@@ -1390,7 +1390,7 @@
           </w:tcPr>
           <w:p ns2:paraId="29F6ACFB" ns2:textId="77777777">
             <w:r>
-              <w:t xml:space="preserve">Sí</w:t>
+              <w:t xml:space="preserve">No — se derivan del histórico de referencia bundled a partir de 'date' si se omiten</w:t>
             </w:r>
           </w:p>
         </w:tc>
@@ -1413,7 +1413,7 @@
           </w:tcPr>
           <w:p ns2:paraId="7756D559" ns2:textId="77777777">
             <w:r>
-              <w:t xml:space="preserve">-</w:t>
+              <w:t xml:space="preserve">derivados del histórico de referencia</w:t>
             </w:r>
           </w:p>
         </w:tc>
@@ -2886,6 +2886,100 @@
           </w:p>
         </w:tc>
       </w:tr>
+      <w:tr ns2:paraId="66471EDA" ns2:textId="77777777">
+        <w:tc>
+          <w:tcPr>
+            <w:tcW w:w="2340" w:type="dxa"/>
+            <w:tcBorders>
+              <w:top w:val="single" w:sz="4" w:space="0" w:color="BFCFDF"/>
+              <w:left w:val="single" w:sz="4" w:space="0" w:color="BFCFDF"/>
+              <w:bottom w:val="single" w:sz="4" w:space="0" w:color="BFCFDF"/>
+              <w:right w:val="single" w:sz="4" w:space="0" w:color="BFCFDF"/>
+            </w:tcBorders>
+            <w:shd w:val="clear" w:color="auto" w:fill="EBF3FB"/>
+            <w:tcMar>
+              <w:top w:w="80" w:type="dxa"/>
+              <w:left w:w="120" w:type="dxa"/>
+              <w:bottom w:w="80" w:type="dxa"/>
+              <w:right w:w="120" w:type="dxa"/>
+            </w:tcMar>
+          </w:tcPr>
+          <w:p ns2:paraId="631A7871" ns2:textId="77777777">
+            <w:r>
+              <w:t xml:space="preserve">Verificación histórico simple de IPI (corrección post-review)</w:t>
+            </w:r>
+          </w:p>
+        </w:tc>
+        <w:tc>
+          <w:tcPr>
+            <w:tcW w:w="2340" w:type="dxa"/>
+            <w:tcBorders>
+              <w:top w:val="single" w:sz="4" w:space="0" w:color="BFCFDF"/>
+              <w:left w:val="single" w:sz="4" w:space="0" w:color="BFCFDF"/>
+              <w:bottom w:val="single" w:sz="4" w:space="0" w:color="BFCFDF"/>
+              <w:right w:val="single" w:sz="4" w:space="0" w:color="BFCFDF"/>
+            </w:tcBorders>
+            <w:shd w:val="clear" w:color="auto" w:fill="EBF3FB"/>
+            <w:tcMar>
+              <w:top w:w="80" w:type="dxa"/>
+              <w:left w:w="120" w:type="dxa"/>
+              <w:bottom w:w="80" w:type="dxa"/>
+              <w:right w:w="120" w:type="dxa"/>
+            </w:tcMar>
+          </w:tcPr>
+          <w:p ns2:paraId="098B665D" ns2:textId="77777777">
+            <w:r>
+              <w:t xml:space="preserve">15/15 filas de data/input/ipi_history.csv, 0 errores, 13/13 coinciden con el golden dataset</w:t>
+            </w:r>
+          </w:p>
+        </w:tc>
+        <w:tc>
+          <w:tcPr>
+            <w:tcW w:w="2340" w:type="dxa"/>
+            <w:tcBorders>
+              <w:top w:val="single" w:sz="4" w:space="0" w:color="BFCFDF"/>
+              <w:left w:val="single" w:sz="4" w:space="0" w:color="BFCFDF"/>
+              <w:bottom w:val="single" w:sz="4" w:space="0" w:color="BFCFDF"/>
+              <w:right w:val="single" w:sz="4" w:space="0" w:color="BFCFDF"/>
+            </w:tcBorders>
+            <w:shd w:val="clear" w:color="auto" w:fill="EBF3FB"/>
+            <w:tcMar>
+              <w:top w:w="80" w:type="dxa"/>
+              <w:left w:w="120" w:type="dxa"/>
+              <w:bottom w:w="80" w:type="dxa"/>
+              <w:right w:w="120" w:type="dxa"/>
+            </w:tcMar>
+          </w:tcPr>
+          <w:p ns2:paraId="43E2B30F" ns2:textId="77777777">
+            <w:r>
+              <w:t xml:space="preserve">El histórico mensual simple del equipo de IA (solo date+ipi_national_current, sin las 15 features restantes) ejecutado contra /predict batch real tras añadir la derivación automática desde el histórico de referencia bundled</w:t>
+            </w:r>
+          </w:p>
+        </w:tc>
+        <w:tc>
+          <w:tcPr>
+            <w:tcW w:w="2340" w:type="dxa"/>
+            <w:tcBorders>
+              <w:top w:val="single" w:sz="4" w:space="0" w:color="BFCFDF"/>
+              <w:left w:val="single" w:sz="4" w:space="0" w:color="BFCFDF"/>
+              <w:bottom w:val="single" w:sz="4" w:space="0" w:color="BFCFDF"/>
+              <w:right w:val="single" w:sz="4" w:space="0" w:color="BFCFDF"/>
+            </w:tcBorders>
+            <w:shd w:val="clear" w:color="auto" w:fill="EBF3FB"/>
+            <w:tcMar>
+              <w:top w:w="80" w:type="dxa"/>
+              <w:left w:w="120" w:type="dxa"/>
+              <w:bottom w:w="80" w:type="dxa"/>
+              <w:right w:w="120" w:type="dxa"/>
+            </w:tcMar>
+          </w:tcPr>
+          <w:p ns2:paraId="6AFC25E8" ns2:textId="77777777">
+            <w:r>
+              <w:t xml:space="preserve">confirma que el modo de entrada más simple para el usuario final (solo el valor actual del índice) funciona igual de bien que el panel técnico completo</w:t>
+            </w:r>
+          </w:p>
+        </w:tc>
+      </w:tr>
     </w:tbl>
     <w:p ns2:paraId="1A7F9A77" ns2:textId="4488DBEE">
       <w:pPr>
@@ -3073,7 +3167,7 @@
           </w:tcPr>
           <w:p ns2:paraId="26419EF2" ns2:textId="77777777">
             <w:r>
-              <w:t xml:space="preserve">El servicio no reconstruye retardos desde series brutas</w:t>
+              <w:t xml:space="preserve">Histórico de referencia bundled, no auto-actualizable</w:t>
             </w:r>
           </w:p>
         </w:tc>
@@ -3096,7 +3190,7 @@
           </w:tcPr>
           <w:p ns2:paraId="3E7B7A63" ns2:textId="77777777">
             <w:r>
-              <w:t xml:space="preserve">A diferencia del pipeline original del equipo de IA, que calcula los 16 retardos internamente a partir de históricos de precios acumulados, este servicio espera que el cliente aporte ya las variables retardadas (o el histórico completo vía 'date' solo para las 4 variables de calendario). Esta decisión evita depender de un dataset de referencia interno que se quedaría obsoleto sin actualización periódica, pero traslada la responsabilidad de construir el vector de features al sistema que consume el modelo.</w:t>
+              <w:t xml:space="preserve">El servicio reconstruye los retardos automáticamente (igual que el pipeline original) a partir de dos CSV de referencia empaquetados junto al modelo (snapshot hasta feb-2026/jun-2026). Para fechas posteriores al snapshot hace falta aportar 'ipi_national_current' explícitamente (o, en modo batch, que el propio CSV de entrada incluya esos meses). El snapshot no se refresca solo — requiere que el equipo de IA regenere y resuba los ficheros de referencia periódicamente.</w:t>
             </w:r>
           </w:p>
         </w:tc>

--- a/outputs/a15/a15_ficha_tecnica.docx
+++ b/outputs/a15/a15_ficha_tecnica.docx
@@ -851,7 +851,7 @@
           </w:tcPr>
           <w:p ns2:paraId="2A1BDCF3" ns2:textId="77777777">
             <w:r>
-              <w:t xml:space="preserve">Modo predict inline: se aportan las 16 variables del contrato del artefacto, o solo un subconjunto (incluso solo 'date') — el resto se deriva automáticamente desde 'date'/'origin_date' y un histórico de referencia bundled (retardos autorregresivos y exógenos, más las 4 variables de calendario) — y se obtiene la predicción del IPI nacional a 6 meses vista. Modo predict batch: acepta un CSV con el panel completo (una fila = una predicción ya calculada) o un histórico simple mensual (date/year+month + ipi_national_current, igual que data/input/ipi_history.csv del equipo de IA), fusionando todas sus filas en el histórico de referencia para derivar cada predicción. Modo train: reentrena desde cero un Pipeline StandardScaler+Ridge(alpha=25.0) — mismos hiperparámetros que el equipo de IA — a partir de un CSV con las 16 features más el target histórico, evaluando sobre un holdout cronológico del propio CSV; el artefacto fijo servido en producción nunca se sobrescribe.</w:t>
+              <w:t xml:space="preserve">Modo predict inline: se aportan las 16 variables del contrato del artefacto, o solo un subconjunto (incluso solo 'date') — el resto se deriva automáticamente desde 'date'/'origin_date' y un histórico de referencia bundled (retardos autorregresivos y exógenos, más las 4 variables de calendario) — y se obtiene la predicción del IPI nacional a 6 meses vista. Modo predict batch: acepta un CSV con el panel completo (una fila = una predicción ya calculada) o un histórico simple mensual (date/year+month + ipi_national_current, igual que data/input/ipi_history.csv del equipo de IA), fusionando todas sus filas en el histórico de referencia para derivar cada predicción. Cada predicción indica el valor real ya observado a 6 meses (si existe) y avisa (feature_status/feature_notes) cuando alguna variable exógena se ha completado con su último dato publicado. Modo train: reentrena desde cero un Pipeline StandardScaler+Ridge(alpha=25.0) con el procedimiento original del equipo de IA — test = últimos 13 meses del panel, validación = los 12 anteriores, entrenamiento con las filas cuyo objetivo cae antes de la validación — y evalúa en test frente a la persistencia; sobre el panel entregado reproduce exactamente el artefacto y sus métricas. El artefacto fijo servido en producción nunca se sobrescribe.</w:t>
             </w:r>
           </w:p>
         </w:tc>
@@ -3382,7 +3382,7 @@
           </w:tcPr>
           <w:p ns2:paraId="3E7B7A63" ns2:textId="77777777">
             <w:r>
-              <w:t xml:space="preserve">El código original del equipo de IA seleccionaba automáticamente cualquier columna numérica no excluida como feature al reentrenar. Este plugin restringe deliberadamente el reentrenamiento a las 16 columnas exactas del artefacto entregado, para evitar que un CSV de reentrenamiento introduzca columnas nuevas sin control.</w:t>
+              <w:t xml:space="preserve">El código original del equipo de IA seleccionaba automáticamente cualquier columna numérica no excluida como feature al reentrenar. Este plugin restringe deliberadamente el reentrenamiento a las 16 columnas exactas del artefacto entregado, para evitar que un CSV de reentrenamiento introduzca columnas nuevas sin control. Por lo demás sigue el procedimiento original (splits por fecha, relleno de valores ausentes con 0 y evaluación en test frente a la persistencia); sobre el panel entregado el reentrenamiento reproduce el artefacto y las métricas de test de forma exacta.</w:t>
             </w:r>
           </w:p>
         </w:tc>
@@ -3426,7 +3426,7 @@
         <w:jc w:val="both"/>
       </w:pPr>
       <w:r>
-        <w:t xml:space="preserve">Solo CPU, sin GPU (regresión lineal regularizada sobre 16 features tabulares). Artefacto muy ligero (~3 KB). El artefacto se serializó con scikit-learn==1.8.0; cargarlo con una versión más reciente (verificado con 1.9.1) genera avisos de compatibilidad (InconsistentVersionWarning) sin alterar el resultado numérico — se recomienda fijar scikit-learn==1.8.0 exacto en el entorno de despliegue para evitar deriva silenciosa entre versiones. No requiere conexión a red ni GPU en inferencia.</w:t>
+        <w:t xml:space="preserve">Solo CPU, sin GPU (regresión lineal regularizada sobre 16 features tabulares). Artefacto muy ligero (~3 KB). El artefacto se serializó con scikit-learn==1.8.0; cargarlo con otra versión genera avisos de compatibilidad (InconsistentVersionWarning) sin alterar el resultado numérico: con la versión desplegada en la plataforma (1.5.2) los 13 casos de test y las métricas oficiales se reproducen exactamente. No requiere conexión a red ni GPU en inferencia.</w:t>
       </w:r>
     </w:p>
     <w:p ns2:paraId="642BAC39" ns2:textId="77777777"/>

--- a/outputs/a15/a15_ficha_tecnica.docx
+++ b/outputs/a15/a15_ficha_tecnica.docx
@@ -1,8 +1,8 @@
 
 <file path=word/document.xml><?xml version="1.0" encoding="utf-8"?>
-<w:document xmlns:w="http://schemas.openxmlformats.org/wordprocessingml/2006/main" xmlns:ns1="http://schemas.openxmlformats.org/markup-compatibility/2006" xmlns:ns2="http://schemas.microsoft.com/office/word/2010/wordml" xmlns:ns3="http://schemas.openxmlformats.org/drawingml/2006/wordprocessingDrawing" xmlns:ns4="http://schemas.microsoft.com/office/word/2010/wordprocessingDrawing" xmlns:ns5="http://schemas.openxmlformats.org/drawingml/2006/main" xmlns:ns6="http://schemas.openxmlformats.org/drawingml/2006/picture" xmlns:ns7="http://schemas.openxmlformats.org/officeDocument/2006/relationships" xmlns:w15="http://schemas.microsoft.com/office/word/2012/wordml" xmlns:w16="http://schemas.microsoft.com/office/word/2018/wordml" xmlns:w16cex="http://schemas.microsoft.com/office/word/2018/wordml/cex" xmlns:w16cid="http://schemas.microsoft.com/office/word/2016/wordml/cid" xmlns:w16du="http://schemas.microsoft.com/office/word/2023/wordml/word16du" xmlns:w16se="http://schemas.microsoft.com/office/word/2015/wordml/symex" xmlns:w16sdtfl="http://schemas.microsoft.com/office/word/2020/wordml/sdtdatahash" xmlns:w16sdtdh="http://schemas.microsoft.com/office/word/2020/wordml/sdtdatahash" xmlns:w14="http://schemas.microsoft.com/office/word/2010/wordml" xmlns:wp14="http://schemas.microsoft.com/office/word/2010/wordprocessingDrawing" ns1:Ignorable="w14 w15 w16se w16cid w16 w16cex w16sdtdh w16sdtfl w16du wp14">
+<w:document xmlns:wpc="http://schemas.microsoft.com/office/word/2010/wordprocessingCanvas" xmlns:cx="http://schemas.microsoft.com/office/drawing/2014/chartex" xmlns:cx1="http://schemas.microsoft.com/office/drawing/2015/9/8/chartex" xmlns:cx2="http://schemas.microsoft.com/office/drawing/2015/10/21/chartex" xmlns:cx3="http://schemas.microsoft.com/office/drawing/2016/5/9/chartex" xmlns:cx4="http://schemas.microsoft.com/office/drawing/2016/5/10/chartex" xmlns:cx5="http://schemas.microsoft.com/office/drawing/2016/5/11/chartex" xmlns:cx6="http://schemas.microsoft.com/office/drawing/2016/5/12/chartex" xmlns:cx7="http://schemas.microsoft.com/office/drawing/2016/5/13/chartex" xmlns:cx8="http://schemas.microsoft.com/office/drawing/2016/5/14/chartex" xmlns:mc="http://schemas.openxmlformats.org/markup-compatibility/2006" xmlns:aink="http://schemas.microsoft.com/office/drawing/2016/ink" xmlns:am3d="http://schemas.microsoft.com/office/drawing/2017/model3d" xmlns:o="urn:schemas-microsoft-com:office:office" xmlns:oel="http://schemas.microsoft.com/office/2019/extlst" xmlns:r="http://schemas.openxmlformats.org/officeDocument/2006/relationships" xmlns:m="http://schemas.openxmlformats.org/officeDocument/2006/math" xmlns:v="urn:schemas-microsoft-com:vml" xmlns:wp14="http://schemas.microsoft.com/office/word/2010/wordprocessingDrawing" xmlns:wp="http://schemas.openxmlformats.org/drawingml/2006/wordprocessingDrawing" xmlns:w10="urn:schemas-microsoft-com:office:word" xmlns:w="http://schemas.openxmlformats.org/wordprocessingml/2006/main" xmlns:w14="http://schemas.microsoft.com/office/word/2010/wordml" xmlns:w15="http://schemas.microsoft.com/office/word/2012/wordml" xmlns:w16cex="http://schemas.microsoft.com/office/word/2018/wordml/cex" xmlns:w16cid="http://schemas.microsoft.com/office/word/2016/wordml/cid" xmlns:w16="http://schemas.microsoft.com/office/word/2018/wordml" xmlns:w16du="http://schemas.microsoft.com/office/word/2023/wordml/word16du" xmlns:w16sdtdh="http://schemas.microsoft.com/office/word/2020/wordml/sdtdatahash" xmlns:w16sdtfl="http://schemas.microsoft.com/office/word/2024/wordml/sdtformatlock" xmlns:w16se="http://schemas.microsoft.com/office/word/2015/wordml/symex" xmlns:wpg="http://schemas.microsoft.com/office/word/2010/wordprocessingGroup" xmlns:wpi="http://schemas.microsoft.com/office/word/2010/wordprocessingInk" xmlns:wne="http://schemas.microsoft.com/office/word/2006/wordml" xmlns:wps="http://schemas.microsoft.com/office/word/2010/wordprocessingShape" mc:Ignorable="w14 w15 w16se w16cid w16 w16cex w16sdtdh w16sdtfl w16du wp14">
   <w:body>
-    <w:p ns2:paraId="626D87FC" ns2:textId="77777777">
+    <w:p>
       <w:pPr>
         <w:widowControl w:val="0"/>
         <w:pBdr>
@@ -15,120 +15,120 @@
         <w:spacing w:after="0" w:line="276" w:lineRule="auto"/>
       </w:pPr>
     </w:p>
-    <w:p ns2:paraId="1F06B188" ns2:textId="77777777">
+    <w:p>
       <w:r>
         <w:rPr>
           <w:noProof/>
         </w:rPr>
         <w:drawing>
-          <ns3:anchor distT="0" distB="0" distL="114300" distR="114300" simplePos="0" relativeHeight="251658240" behindDoc="0" locked="0" layoutInCell="1" hidden="0" allowOverlap="1" ns4:anchorId="7490E72F" ns4:editId="7601E0FE">
-            <ns3:simplePos x="0" y="0"/>
-            <ns3:positionH relativeFrom="column">
-              <ns3:posOffset>590550</ns3:posOffset>
-            </ns3:positionH>
-            <ns3:positionV relativeFrom="paragraph">
-              <ns3:posOffset>0</ns3:posOffset>
-            </ns3:positionV>
-            <ns3:extent cx="3373120" cy="2032000"/>
-            <ns3:effectExtent l="0" t="0" r="0" b="0"/>
-            <ns3:wrapSquare wrapText="bothSides" distT="0" distB="0" distL="114300" distR="114300"/>
-            <ns3:docPr id="1001" name="image5.jpg" descr="A logo with green leaves  AI-generated content may be incorrect."/>
-            <ns3:cNvGraphicFramePr/>
-            <ns5:graphic>
-              <ns5:graphicData uri="http://schemas.openxmlformats.org/drawingml/2006/picture">
-                <ns6:pic>
-                  <ns6:nvPicPr>
-                    <ns6:cNvPr id="0" name="image5.jpg" descr="A logo with green leaves  AI-generated content may be incorrect."/>
-                    <ns6:cNvPicPr preferRelativeResize="0"/>
-                  </ns6:nvPicPr>
-                  <ns6:blipFill>
-                    <ns5:blip ns7:embed="rId9"/>
-                    <ns5:srcRect/>
-                    <ns5:stretch>
-                      <ns5:fillRect/>
-                    </ns5:stretch>
-                  </ns6:blipFill>
-                  <ns6:spPr>
-                    <ns5:xfrm>
-                      <ns5:off x="0" y="0"/>
-                      <ns5:ext cx="3373120" cy="2032000"/>
-                    </ns5:xfrm>
-                    <ns5:prstGeom prst="rect">
-                      <ns5:avLst/>
-                    </ns5:prstGeom>
-                    <ns5:ln/>
-                  </ns6:spPr>
-                </ns6:pic>
-              </ns5:graphicData>
-            </ns5:graphic>
-          </ns3:anchor>
+          <wp:anchor distT="0" distB="0" distL="114300" distR="114300" simplePos="0" relativeHeight="251658240" behindDoc="0" locked="0" layoutInCell="1" hidden="0" allowOverlap="1" wp14:anchorId="7490E72F" wp14:editId="7601E0FE">
+            <wp:simplePos x="0" y="0"/>
+            <wp:positionH relativeFrom="column">
+              <wp:posOffset>590550</wp:posOffset>
+            </wp:positionH>
+            <wp:positionV relativeFrom="paragraph">
+              <wp:posOffset>0</wp:posOffset>
+            </wp:positionV>
+            <wp:extent cx="3373120" cy="2032000"/>
+            <wp:effectExtent l="0" t="0" r="0" b="0"/>
+            <wp:wrapSquare wrapText="bothSides" distT="0" distB="0" distL="114300" distR="114300"/>
+            <wp:docPr id="1001" name="image5.jpg" descr="A logo with green leaves  AI-generated content may be incorrect."/>
+            <wp:cNvGraphicFramePr/>
+            <a:graphic xmlns:a="http://schemas.openxmlformats.org/drawingml/2006/main">
+              <a:graphicData uri="http://schemas.openxmlformats.org/drawingml/2006/picture">
+                <pic:pic xmlns:pic="http://schemas.openxmlformats.org/drawingml/2006/picture">
+                  <pic:nvPicPr>
+                    <pic:cNvPr id="0" name="image5.jpg" descr="A logo with green leaves  AI-generated content may be incorrect."/>
+                    <pic:cNvPicPr preferRelativeResize="0"/>
+                  </pic:nvPicPr>
+                  <pic:blipFill>
+                    <a:blip r:embed="rId9"/>
+                    <a:srcRect/>
+                    <a:stretch>
+                      <a:fillRect/>
+                    </a:stretch>
+                  </pic:blipFill>
+                  <pic:spPr>
+                    <a:xfrm>
+                      <a:off x="0" y="0"/>
+                      <a:ext cx="3373120" cy="2032000"/>
+                    </a:xfrm>
+                    <a:prstGeom prst="rect">
+                      <a:avLst/>
+                    </a:prstGeom>
+                    <a:ln/>
+                  </pic:spPr>
+                </pic:pic>
+              </a:graphicData>
+            </a:graphic>
+          </wp:anchor>
         </w:drawing>
       </w:r>
     </w:p>
-    <w:p ns2:paraId="5ED55FDB" ns2:textId="77777777"/>
-    <w:p ns2:paraId="3ACB5044" ns2:textId="77777777"/>
-    <w:p ns2:paraId="24D31646" ns2:textId="77777777">
+    <w:p/>
+    <w:p/>
+    <w:p>
       <w:r>
         <w:rPr>
           <w:noProof/>
         </w:rPr>
         <w:drawing>
-          <ns3:anchor distT="0" distB="0" distL="114300" distR="114300" simplePos="0" relativeHeight="251659264" behindDoc="0" locked="0" layoutInCell="1" hidden="0" allowOverlap="1" ns4:anchorId="41217845" ns4:editId="3C0FBC9E">
-            <ns3:simplePos x="0" y="0"/>
-            <ns3:positionH relativeFrom="column">
-              <ns3:posOffset>2634615</ns3:posOffset>
-            </ns3:positionH>
-            <ns3:positionV relativeFrom="paragraph">
-              <ns3:posOffset>130810</ns3:posOffset>
-            </ns3:positionV>
-            <ns3:extent cx="2266950" cy="1295400"/>
-            <ns3:effectExtent l="0" t="0" r="0" b="0"/>
-            <ns3:wrapNone/>
-            <ns3:docPr id="1002" name="image1.png" descr="A black background with white text and brown lines  AI-generated content may be incorrect."/>
-            <ns3:cNvGraphicFramePr/>
-            <ns5:graphic>
-              <ns5:graphicData uri="http://schemas.openxmlformats.org/drawingml/2006/picture">
-                <ns6:pic>
-                  <ns6:nvPicPr>
-                    <ns6:cNvPr id="0" name="image1.png" descr="A black background with white text and brown lines  AI-generated content may be incorrect."/>
-                    <ns6:cNvPicPr preferRelativeResize="0"/>
-                  </ns6:nvPicPr>
-                  <ns6:blipFill>
-                    <ns5:blip ns7:embed="rId10"/>
-                    <ns5:srcRect/>
-                    <ns5:stretch>
-                      <ns5:fillRect/>
-                    </ns5:stretch>
-                  </ns6:blipFill>
-                  <ns6:spPr>
-                    <ns5:xfrm>
-                      <ns5:off x="0" y="0"/>
-                      <ns5:ext cx="2266950" cy="1295400"/>
-                    </ns5:xfrm>
-                    <ns5:prstGeom prst="rect">
-                      <ns5:avLst/>
-                    </ns5:prstGeom>
-                    <ns5:ln/>
-                  </ns6:spPr>
-                </ns6:pic>
-              </ns5:graphicData>
-            </ns5:graphic>
-          </ns3:anchor>
+          <wp:anchor distT="0" distB="0" distL="114300" distR="114300" simplePos="0" relativeHeight="251659264" behindDoc="0" locked="0" layoutInCell="1" hidden="0" allowOverlap="1" wp14:anchorId="41217845" wp14:editId="3C0FBC9E">
+            <wp:simplePos x="0" y="0"/>
+            <wp:positionH relativeFrom="column">
+              <wp:posOffset>2634615</wp:posOffset>
+            </wp:positionH>
+            <wp:positionV relativeFrom="paragraph">
+              <wp:posOffset>130810</wp:posOffset>
+            </wp:positionV>
+            <wp:extent cx="2266950" cy="1295400"/>
+            <wp:effectExtent l="0" t="0" r="0" b="0"/>
+            <wp:wrapNone/>
+            <wp:docPr id="1002" name="image1.png" descr="A black background with white text and brown lines  AI-generated content may be incorrect."/>
+            <wp:cNvGraphicFramePr/>
+            <a:graphic xmlns:a="http://schemas.openxmlformats.org/drawingml/2006/main">
+              <a:graphicData uri="http://schemas.openxmlformats.org/drawingml/2006/picture">
+                <pic:pic xmlns:pic="http://schemas.openxmlformats.org/drawingml/2006/picture">
+                  <pic:nvPicPr>
+                    <pic:cNvPr id="0" name="image1.png" descr="A black background with white text and brown lines  AI-generated content may be incorrect."/>
+                    <pic:cNvPicPr preferRelativeResize="0"/>
+                  </pic:nvPicPr>
+                  <pic:blipFill>
+                    <a:blip r:embed="rId10"/>
+                    <a:srcRect/>
+                    <a:stretch>
+                      <a:fillRect/>
+                    </a:stretch>
+                  </pic:blipFill>
+                  <pic:spPr>
+                    <a:xfrm>
+                      <a:off x="0" y="0"/>
+                      <a:ext cx="2266950" cy="1295400"/>
+                    </a:xfrm>
+                    <a:prstGeom prst="rect">
+                      <a:avLst/>
+                    </a:prstGeom>
+                    <a:ln/>
+                  </pic:spPr>
+                </pic:pic>
+              </a:graphicData>
+            </a:graphic>
+          </wp:anchor>
         </w:drawing>
       </w:r>
     </w:p>
-    <w:p ns2:paraId="510A3F8A" ns2:textId="77777777"/>
-    <w:p ns2:paraId="11346F3F" ns2:textId="77777777"/>
-    <w:p ns2:paraId="239C7CC2" ns2:textId="77777777"/>
-    <w:p ns2:paraId="456AF325" ns2:textId="77777777"/>
-    <w:p ns2:paraId="32FEB606" ns2:textId="77777777">
+    <w:p/>
+    <w:p/>
+    <w:p/>
+    <w:p/>
+    <w:p>
       <w:pPr>
         <w:jc w:val="right"/>
       </w:pPr>
     </w:p>
-    <w:p ns2:paraId="7099C703" ns2:textId="77777777"/>
-    <w:p ns2:paraId="5674BF31" ns2:textId="77777777"/>
-    <w:p ns2:paraId="57D79371" ns2:textId="77777777">
+    <w:p/>
+    <w:p/>
+    <w:p>
       <w:pPr>
         <w:rPr>
           <w:rFonts w:ascii="Liberation Sans Regular" w:eastAsia="Liberation Sans Regular" w:hAnsi="Liberation Sans Regular" w:cs="Liberation Sans Regular"/>
@@ -138,7 +138,7 @@
         </w:rPr>
       </w:pPr>
     </w:p>
-    <w:p ns2:paraId="04402B53" ns2:textId="77777777">
+    <w:p>
       <w:pPr>
         <w:ind w:left="993"/>
         <w:rPr>
@@ -158,7 +158,7 @@
         <w:t>Ficha técnica del modelo</w:t>
       </w:r>
     </w:p>
-    <w:p ns2:paraId="2CCAB764" ns2:textId="77777777">
+    <w:p>
       <w:pPr>
         <w:ind w:left="993"/>
         <w:rPr>
@@ -175,10 +175,10 @@
           <w:sz w:val="60"/>
           <w:szCs w:val="60"/>
         </w:rPr>
-        <w:t xml:space="preserve">a15 · wine-ipi-price-forecast</w:t>
+        <w:t>a15 · wine-ipi-price-forecast</w:t>
       </w:r>
     </w:p>
-    <w:p ns2:paraId="77EA3F8E" ns2:textId="77777777">
+    <w:p>
       <w:pPr>
         <w:shd w:val="clear" w:color="auto" w:fill="E3EFDD"/>
         <w:ind w:left="993" w:right="2267" w:firstLine="140"/>
@@ -196,10 +196,10 @@
           <w:sz w:val="44"/>
           <w:szCs w:val="44"/>
         </w:rPr>
-        <w:t xml:space="preserve">Especificación técnica para integración en la plataforma DatagIA</w:t>
+        <w:t>Especificación técnica para integración en la plataforma DatagIA</w:t>
       </w:r>
     </w:p>
-    <w:p ns2:paraId="70952EAF" ns2:textId="77777777">
+    <w:p>
       <w:pPr>
         <w:ind w:left="993"/>
         <w:rPr>
@@ -216,186 +216,75 @@
           <w:sz w:val="32"/>
           <w:szCs w:val="32"/>
         </w:rPr>
-        <w:t xml:space="preserve">Septiembre 2026</w:t>
+        <w:t>Septiembre 2026</w:t>
       </w:r>
     </w:p>
-    <w:p ns2:paraId="262CD268" ns2:textId="77777777">
+    <w:p>
       <w:r>
         <w:rPr>
           <w:noProof/>
         </w:rPr>
         <w:drawing>
-          <ns3:anchor distT="0" distB="0" distL="0" distR="0" simplePos="0" relativeHeight="251660288" behindDoc="1" locked="0" layoutInCell="1" hidden="0" allowOverlap="1" ns4:anchorId="42C3D32A" ns4:editId="6D88BCF5">
-            <ns3:simplePos x="0" y="0"/>
-            <ns3:positionH relativeFrom="margin">
-              <ns3:align>center</ns3:align>
-            </ns3:positionH>
-            <ns3:positionV relativeFrom="margin">
-              <ns3:align>center</ns3:align>
-            </ns3:positionV>
-            <ns3:extent cx="5397500" cy="5280025"/>
-            <ns3:effectExtent l="0" t="0" r="0" b="0"/>
-            <ns3:wrapNone/>
-            <ns3:docPr id="1003" name="image2.png"/>
-            <ns3:cNvGraphicFramePr/>
-            <ns5:graphic>
-              <ns5:graphicData uri="http://schemas.openxmlformats.org/drawingml/2006/picture">
-                <ns6:pic>
-                  <ns6:nvPicPr>
-                    <ns6:cNvPr id="0" name="image2.png"/>
-                    <ns6:cNvPicPr preferRelativeResize="0"/>
-                  </ns6:nvPicPr>
-                  <ns6:blipFill>
-                    <ns5:blip ns7:embed="rId11"/>
-                    <ns5:srcRect/>
-                    <ns5:stretch>
-                      <ns5:fillRect/>
-                    </ns5:stretch>
-                  </ns6:blipFill>
-                  <ns6:spPr>
-                    <ns5:xfrm>
-                      <ns5:off x="0" y="0"/>
-                      <ns5:ext cx="5397500" cy="5280025"/>
-                    </ns5:xfrm>
-                    <ns5:prstGeom prst="rect">
-                      <ns5:avLst/>
-                    </ns5:prstGeom>
-                    <ns5:ln/>
-                  </ns6:spPr>
-                </ns6:pic>
-              </ns5:graphicData>
-            </ns5:graphic>
-          </ns3:anchor>
+          <wp:anchor distT="0" distB="0" distL="0" distR="0" simplePos="0" relativeHeight="251660288" behindDoc="1" locked="0" layoutInCell="1" hidden="0" allowOverlap="1" wp14:anchorId="42C3D32A" wp14:editId="6D88BCF5">
+            <wp:simplePos x="0" y="0"/>
+            <wp:positionH relativeFrom="margin">
+              <wp:align>center</wp:align>
+            </wp:positionH>
+            <wp:positionV relativeFrom="margin">
+              <wp:align>center</wp:align>
+            </wp:positionV>
+            <wp:extent cx="5397500" cy="5280025"/>
+            <wp:effectExtent l="0" t="0" r="0" b="0"/>
+            <wp:wrapNone/>
+            <wp:docPr id="1003" name="image2.png"/>
+            <wp:cNvGraphicFramePr/>
+            <a:graphic xmlns:a="http://schemas.openxmlformats.org/drawingml/2006/main">
+              <a:graphicData uri="http://schemas.openxmlformats.org/drawingml/2006/picture">
+                <pic:pic xmlns:pic="http://schemas.openxmlformats.org/drawingml/2006/picture">
+                  <pic:nvPicPr>
+                    <pic:cNvPr id="0" name="image2.png"/>
+                    <pic:cNvPicPr preferRelativeResize="0"/>
+                  </pic:nvPicPr>
+                  <pic:blipFill>
+                    <a:blip r:embed="rId11"/>
+                    <a:srcRect/>
+                    <a:stretch>
+                      <a:fillRect/>
+                    </a:stretch>
+                  </pic:blipFill>
+                  <pic:spPr>
+                    <a:xfrm>
+                      <a:off x="0" y="0"/>
+                      <a:ext cx="5397500" cy="5280025"/>
+                    </a:xfrm>
+                    <a:prstGeom prst="rect">
+                      <a:avLst/>
+                    </a:prstGeom>
+                    <a:ln/>
+                  </pic:spPr>
+                </pic:pic>
+              </a:graphicData>
+            </a:graphic>
+          </wp:anchor>
         </w:drawing>
       </w:r>
       <w:r>
         <w:br w:type="page"/>
       </w:r>
     </w:p>
-    <w:p ns2:paraId="2090A9BD" ns2:textId="77777777"/>
-    <w:p ns2:paraId="49E44998" ns2:textId="77777777"/>
-    <w:p ns2:paraId="3C91F572" ns2:textId="77777777">
+    <w:p>
       <w:pPr>
-        <w:rPr>
-          <w:rFonts w:ascii="Liberalisation sans narrow" w:eastAsia="Liberalisation sans narrow" w:hAnsi="Liberalisation sans narrow" w:cs="Liberalisation sans narrow"/>
-          <w:b/>
-          <w:bCs/>
-        </w:rPr>
-      </w:pPr>
-    </w:p>
-    <w:p ns2:paraId="4681F6B2" ns2:textId="77777777">
-      <w:pPr>
-        <w:keepLines/>
-        <w:spacing w:before="120" w:after="120" w:line="276" w:lineRule="auto"/>
-        <w:jc w:val="both"/>
-        <w:rPr>
-          <w:rFonts w:ascii="Liberalisation sans narrow" w:eastAsia="Liberalisation sans narrow" w:hAnsi="Liberalisation sans narrow" w:cs="Liberalisation sans narrow"/>
-        </w:rPr>
-      </w:pPr>
-      <w:r>
-        <w:br w:type="page"/>
-      </w:r>
-    </w:p>
-    <w:p ns2:paraId="02E1F42B" ns2:textId="77777777">
-      <w:pPr>
-        <w:keepLines/>
-        <w:spacing w:before="120" w:after="120" w:line="276" w:lineRule="auto"/>
-        <w:jc w:val="both"/>
-        <w:rPr>
-          <w:rFonts w:ascii="Liberalisation sans narrow" w:eastAsia="Liberalisation sans narrow" w:hAnsi="Liberalisation sans narrow" w:cs="Liberalisation sans narrow"/>
-        </w:rPr>
-      </w:pPr>
-    </w:p>
-    <w:p ns2:paraId="3160BF82" ns2:textId="77777777">
-      <w:pPr>
-        <w:keepLines/>
-        <w:spacing w:before="120" w:after="120" w:line="276" w:lineRule="auto"/>
-        <w:jc w:val="both"/>
-        <w:rPr>
-          <w:rFonts w:ascii="Liberalisation sans narrow" w:eastAsia="Liberalisation sans narrow" w:hAnsi="Liberalisation sans narrow" w:cs="Liberalisation sans narrow"/>
-        </w:rPr>
-      </w:pPr>
-    </w:p>
-    <w:p ns2:paraId="7108173E" ns2:textId="6E1C69EF">
-      <w:pPr>
-        <w:pBdr>
-          <w:top w:val="nil"/>
-          <w:left w:val="nil"/>
-          <w:bottom w:val="nil"/>
-          <w:right w:val="nil"/>
-          <w:between w:val="nil"/>
-        </w:pBdr>
-        <w:tabs>
-          <w:tab w:val="right" w:leader="dot" w:pos="8494"/>
-        </w:tabs>
-        <w:spacing w:after="100"/>
-      </w:pPr>
-    </w:p>
-    <w:p ns2:paraId="208779DB" ns2:textId="0AFB4AE3">
-      <w:pPr>
-        <w:rPr>
-          <w:rFonts w:ascii="Liberalisation sans narrow" w:eastAsia="Liberalisation sans narrow" w:hAnsi="Liberalisation sans narrow" w:cs="Liberalisation sans narrow"/>
-          <w:color w:val="203441"/>
-        </w:rPr>
-      </w:pPr>
-      <w:r>
-        <w:br w:type="page"/>
-      </w:r>
-      <w:bookmarkStart w:id="0" w:name="_heading=h.33jjin156j5n" w:colFirst="0" w:colLast="0"/>
-      <w:bookmarkEnd w:id="0"/>
-    </w:p>
-    <w:p ns2:paraId="162D2D39" ns2:textId="3B463319">
-      <w:pPr>
-        <w:rPr>
-          <w:rFonts w:ascii="Liberation sans narrow" w:eastAsia="Liberation sans narrow" w:hAnsi="Liberation sans narrow" w:cs="Liberation sans narrow"/>
-        </w:rPr>
-      </w:pPr>
-      <w:r>
-        <w:rPr>
-          <w:rFonts w:ascii="Liberation sans narrow" w:eastAsia="Liberation sans narrow" w:hAnsi="Liberation sans narrow" w:cs="Liberation sans narrow"/>
-        </w:rPr>
-        <w:fldChar w:fldCharType="end"/>
-      </w:r>
-    </w:p>
-    <w:p ns2:paraId="71B34098" ns2:textId="08771405">
-      <w:pPr>
-        <w:pBdr>
-          <w:top w:val="nil"/>
-          <w:left w:val="nil"/>
-          <w:bottom w:val="nil"/>
-          <w:right w:val="nil"/>
-          <w:between w:val="nil"/>
-        </w:pBdr>
-        <w:spacing w:before="120" w:after="120" w:line="240" w:lineRule="auto"/>
-        <w:jc w:val="both"/>
-        <w:rPr>
-          <w:rFonts w:ascii="Liberation sans narrow" w:eastAsia="Liberation sans narrow" w:hAnsi="Liberation sans narrow" w:cs="Liberation sans narrow"/>
-          <w:color w:val="739A8A"/>
-        </w:rPr>
-      </w:pPr>
-    </w:p>
-    <w:p ns2:paraId="6D9B2421" ns2:textId="6574B031">
-      <w:pPr>
-        <w:rPr>
-          <w:rFonts w:ascii="Liberation sans narrow" w:eastAsia="Liberation sans narrow" w:hAnsi="Liberation sans narrow" w:cs="Liberation sans narrow"/>
-          <w:color w:val="203441"/>
-        </w:rPr>
-      </w:pPr>
-      <w:r>
-        <w:br w:type="page"/>
-      </w:r>
-    </w:p>
-    <w:p ns2:paraId="73C6066A" ns2:textId="77777777">
-      <w:pPr>
-        <w:pStyle w:val="Ttulo1"/>
+        <w:pStyle w:val="Heading1"/>
         <w:jc w:val="left"/>
       </w:pPr>
-      <w:bookmarkStart w:id="6" w:name="_Toc233977723"/>
+      <w:bookmarkStart w:id="0" w:name="_heading=h.33jjin156j5n" w:colFirst="0" w:colLast="0"/>
+      <w:bookmarkStart w:id="1" w:name="_Toc233977723"/>
+      <w:bookmarkEnd w:id="0"/>
       <w:r>
         <w:lastRenderedPageBreak/>
         <w:t>1. Información general del modelo</w:t>
       </w:r>
-      <w:bookmarkEnd w:id="6"/>
+      <w:bookmarkEnd w:id="1"/>
     </w:p>
     <w:tbl>
       <w:tblPr>
@@ -416,7 +305,7 @@
         <w:gridCol w:w="2800"/>
         <w:gridCol w:w="6560"/>
       </w:tblGrid>
-      <w:tr ns2:paraId="1AB946D2" ns2:textId="77777777">
+      <w:tr>
         <w:tc>
           <w:tcPr>
             <w:tcW w:w="2800" w:type="dxa"/>
@@ -434,7 +323,7 @@
               <w:right w:w="120" w:type="dxa"/>
             </w:tcMar>
           </w:tcPr>
-          <w:p ns2:paraId="0EF0F73D" ns2:textId="77777777">
+          <w:p>
             <w:r>
               <w:rPr>
                 <w:b/>
@@ -464,14 +353,22 @@
               <w:right w:w="120" w:type="dxa"/>
             </w:tcMar>
           </w:tcPr>
-          <w:p ns2:paraId="4D4993D6" ns2:textId="77777777">
-            <w:r>
-              <w:t xml:space="preserve">ml15-wine-ipi-price-forecast</w:t>
+          <w:p>
+            <w:pPr>
+              <w:rPr>
+                <w:lang w:val="en-US"/>
+              </w:rPr>
+            </w:pPr>
+            <w:r>
+              <w:rPr>
+                <w:lang w:val="en-US"/>
+              </w:rPr>
+              <w:t>ml15-wine-ipi-price-forecast</w:t>
             </w:r>
           </w:p>
         </w:tc>
       </w:tr>
-      <w:tr ns2:paraId="2B5210AD" ns2:textId="77777777">
+      <w:tr>
         <w:tc>
           <w:tcPr>
             <w:tcW w:w="2800" w:type="dxa"/>
@@ -489,7 +386,7 @@
               <w:right w:w="120" w:type="dxa"/>
             </w:tcMar>
           </w:tcPr>
-          <w:p ns2:paraId="50DEA41B" ns2:textId="77777777">
+          <w:p>
             <w:r>
               <w:rPr>
                 <w:b/>
@@ -519,14 +416,14 @@
               <w:right w:w="120" w:type="dxa"/>
             </w:tcMar>
           </w:tcPr>
-          <w:p ns2:paraId="084A7408" ns2:textId="77777777">
-            <w:r>
-              <w:t xml:space="preserve">1.0.0</w:t>
+          <w:p>
+            <w:r>
+              <w:t>1.0.0</w:t>
             </w:r>
           </w:p>
         </w:tc>
       </w:tr>
-      <w:tr ns2:paraId="02B4508D" ns2:textId="77777777">
+      <w:tr>
         <w:tc>
           <w:tcPr>
             <w:tcW w:w="2800" w:type="dxa"/>
@@ -544,7 +441,7 @@
               <w:right w:w="120" w:type="dxa"/>
             </w:tcMar>
           </w:tcPr>
-          <w:p ns2:paraId="0656986A" ns2:textId="77777777">
+          <w:p>
             <w:r>
               <w:rPr>
                 <w:b/>
@@ -574,14 +471,14 @@
               <w:right w:w="120" w:type="dxa"/>
             </w:tcMar>
           </w:tcPr>
-          <w:p ns2:paraId="4321CCA3" ns2:textId="77777777">
-            <w:r>
-              <w:t xml:space="preserve">Modelo de predicción del Índice de Precios Fitosanitarios (IPI) nacional español para el sector vitivinícola, a seis meses vista (t+6), mediante una regresión Ridge (scikit-learn) sobre 16 variables autorregresivas, exógenas internacionales/financieras y estacionales, todas ya retardadas respecto al mes de origen. Es el único horizonte (de los cuatro evaluados: t+1, t+2, t+3, t+6) que supera de forma consistente el baseline de persistencia tanto en validación como en test hold-out.</w:t>
+          <w:p>
+            <w:r>
+              <w:t>Modelo de predicción del Índice de Precios Fitosanitarios (IPI) nacional español para el sector vitivinícola, a seis meses vista (t+6), mediante una regresión Ridge (scikit-learn) sobre 16 variables autorregresivas, exógenas internacionales/financieras y estacionales, todas ya retardadas respecto al mes de origen. Es el único horizonte (de los cuatro evaluados: t+1, t+2, t+3, t+6) que supera de forma consistente el baseline de persistencia tanto en validación como en test hold-out.</w:t>
             </w:r>
           </w:p>
         </w:tc>
       </w:tr>
-      <w:tr ns2:paraId="6EFECFCA" ns2:textId="77777777">
+      <w:tr>
         <w:tc>
           <w:tcPr>
             <w:tcW w:w="2800" w:type="dxa"/>
@@ -599,7 +496,7 @@
               <w:right w:w="120" w:type="dxa"/>
             </w:tcMar>
           </w:tcPr>
-          <w:p ns2:paraId="5A82E1B3" ns2:textId="77777777">
+          <w:p>
             <w:r>
               <w:rPr>
                 <w:b/>
@@ -629,14 +526,14 @@
               <w:right w:w="120" w:type="dxa"/>
             </w:tcMar>
           </w:tcPr>
-          <w:p ns2:paraId="6A197DDF" ns2:textId="77777777">
-            <w:r>
-              <w:t xml:space="preserve">Regresión de serie temporal, horizonte fijo t+6 (direct multi-step forecasting)</w:t>
+          <w:p>
+            <w:r>
+              <w:t>Regresión de serie temporal, horizonte fijo t+6 (direct multi-step forecasting)</w:t>
             </w:r>
           </w:p>
         </w:tc>
       </w:tr>
-      <w:tr ns2:paraId="51B3BC95" ns2:textId="77777777">
+      <w:tr>
         <w:tc>
           <w:tcPr>
             <w:tcW w:w="2800" w:type="dxa"/>
@@ -654,7 +551,7 @@
               <w:right w:w="120" w:type="dxa"/>
             </w:tcMar>
           </w:tcPr>
-          <w:p ns2:paraId="40767B48" ns2:textId="77777777">
+          <w:p>
             <w:r>
               <w:rPr>
                 <w:b/>
@@ -684,14 +581,22 @@
               <w:right w:w="120" w:type="dxa"/>
             </w:tcMar>
           </w:tcPr>
-          <w:p ns2:paraId="1C645F96" ns2:textId="77777777">
-            <w:r>
-              <w:t xml:space="preserve">scikit-learn (Pipeline: StandardScaler + Ridge, alpha=25.0); pandas / numpy / joblib</w:t>
+          <w:p>
+            <w:pPr>
+              <w:rPr>
+                <w:lang w:val="en-US"/>
+              </w:rPr>
+            </w:pPr>
+            <w:r>
+              <w:rPr>
+                <w:lang w:val="en-US"/>
+              </w:rPr>
+              <w:t>scikit-learn (Pipeline: StandardScaler + Ridge, alpha=25.0); pandas / numpy / joblib</w:t>
             </w:r>
           </w:p>
         </w:tc>
       </w:tr>
-      <w:tr ns2:paraId="4C8DFFDF" ns2:textId="77777777">
+      <w:tr>
         <w:tc>
           <w:tcPr>
             <w:tcW w:w="2800" w:type="dxa"/>
@@ -709,7 +614,7 @@
               <w:right w:w="120" w:type="dxa"/>
             </w:tcMar>
           </w:tcPr>
-          <w:p ns2:paraId="775677B8" ns2:textId="77777777">
+          <w:p>
             <w:r>
               <w:rPr>
                 <w:b/>
@@ -739,14 +644,14 @@
               <w:right w:w="120" w:type="dxa"/>
             </w:tcMar>
           </w:tcPr>
-          <w:p ns2:paraId="4B3BB4A5" ns2:textId="77777777">
-            <w:r>
-              <w:t xml:space="preserve">horizon_6_ridge.pkl (payload joblib: modelo + contrato de 16 feature_columns + metadatos de entrenamiento)</w:t>
+          <w:p>
+            <w:r>
+              <w:t>horizon_6_ridge.pkl (payload joblib: modelo + contrato de 16 feature_columns + metadatos de entrenamiento)</w:t>
             </w:r>
           </w:p>
         </w:tc>
       </w:tr>
-      <w:tr ns2:paraId="3C91287B" ns2:textId="77777777">
+      <w:tr>
         <w:tc>
           <w:tcPr>
             <w:tcW w:w="2800" w:type="dxa"/>
@@ -764,7 +669,7 @@
               <w:right w:w="120" w:type="dxa"/>
             </w:tcMar>
           </w:tcPr>
-          <w:p ns2:paraId="7E9DF75B" ns2:textId="77777777">
+          <w:p>
             <w:r>
               <w:rPr>
                 <w:b/>
@@ -794,14 +699,14 @@
               <w:right w:w="120" w:type="dxa"/>
             </w:tcMar>
           </w:tcPr>
-          <w:p ns2:paraId="0D276D1A" ns2:textId="77777777">
-            <w:r>
-              <w:t xml:space="preserve">Anticipar con seis meses de antelación la evolución del IPI fitosanitario nacional (precios de medios de protección fitopatológica en viticultura), para dar soporte a la planificación de compras, la evaluación de riesgos de coste y la toma de decisiones de aprovisionamiento del sector vitivinícola bajo incertidumbre de mercado.</w:t>
+          <w:p>
+            <w:r>
+              <w:t>Anticipar con seis meses de antelación la evolución del IPI fitosanitario nacional (precios de medios de protección fitopatológica en viticultura), para dar soporte a la planificación de compras, la evaluación de riesgos de coste y la toma de decisiones de aprovisionamiento del sector vitivinícola bajo incertidumbre de mercado.</w:t>
             </w:r>
           </w:p>
         </w:tc>
       </w:tr>
-      <w:tr ns2:paraId="09F81BAA" ns2:textId="77777777">
+      <w:tr>
         <w:tc>
           <w:tcPr>
             <w:tcW w:w="2800" w:type="dxa"/>
@@ -819,7 +724,7 @@
               <w:right w:w="120" w:type="dxa"/>
             </w:tcMar>
           </w:tcPr>
-          <w:p ns2:paraId="27CACCB4" ns2:textId="77777777">
+          <w:p>
             <w:r>
               <w:rPr>
                 <w:b/>
@@ -849,20 +754,30 @@
               <w:right w:w="120" w:type="dxa"/>
             </w:tcMar>
           </w:tcPr>
-          <w:p ns2:paraId="2A1BDCF3" ns2:textId="77777777">
-            <w:r>
-              <w:t xml:space="preserve">Modo predict inline: se aportan las 16 variables del contrato del artefacto, o solo un subconjunto (incluso solo 'date') — el resto se deriva automáticamente desde 'date'/'origin_date' y un histórico de referencia bundled (retardos autorregresivos y exógenos, más las 4 variables de calendario) — y se obtiene la predicción del IPI nacional a 6 meses vista. Modo predict batch: acepta un CSV con el panel completo (una fila = una predicción ya calculada) o un histórico simple mensual (date/year+month + ipi_national_current, igual que data/input/ipi_history.csv del equipo de IA), fusionando todas sus filas en el histórico de referencia para derivar cada predicción. Cada predicción indica el valor real ya observado a 6 meses (si existe) y avisa (feature_status/feature_notes) cuando alguna variable exógena se ha completado con su último dato publicado. Modo train: reentrena desde cero un Pipeline StandardScaler+Ridge(alpha=25.0) con el procedimiento original del equipo de IA — test = últimos 13 meses del panel, validación = los 12 anteriores, entrenamiento con las filas cuyo objetivo cae antes de la validación — y evalúa en test frente a la persistencia; sobre el panel entregado reproduce exactamente el artefacto y sus métricas. El artefacto fijo servido en producción nunca se sobrescribe.</w:t>
+          <w:p>
+            <w:r>
+              <w:t>Modo predict inline: se aportan las 16 variables del contrato del artefacto, o solo un subconjunto (incluso solo 'date') — el resto se deriva automáticamente desde 'date'/'origin_date' y un histórico de referencia bundled (retardos autorregresivos y exógenos, más las 4 variables de calendario) — y se obtiene la predicción del IPI nacional a 6 meses vista. Modo predict batch: acepta un CSV con el panel completo (una fila = una predicción ya calculada) o un histórico simple mensual (date/year+month + ipi_nati</w:t>
+            </w:r>
+            <w:r>
+              <w:t xml:space="preserve">onal_current, igual que data/input/ipi_history.csv del equipo de IA), fusionando todas sus filas en el histórico de referencia para derivar cada predicción. Cada predicción indica el valor real ya observado a 6 meses (si existe) y avisa (feature_status/feature_notes) cuando alguna variable exógena se ha completado con su último dato publicado. Modo train: reentrena desde cero un Pipeline </w:t>
+            </w:r>
+            <w:r>
+              <w:lastRenderedPageBreak/>
+              <w:t>StandardScaler+Ridge(alpha=25.0) con el procedimiento original del equipo de IA — test = últimos 13 meses del panel, vali</w:t>
+            </w:r>
+            <w:r>
+              <w:t>dación = los 12 anteriores, entrenamiento con las filas cuyo objetivo cae antes de la validación — y evalúa en test frente a la persistencia; sobre el panel entregado reproduce exactamente el artefacto y sus métricas. El artefacto fijo servido en producción nunca se sobrescribe.</w:t>
             </w:r>
           </w:p>
         </w:tc>
       </w:tr>
     </w:tbl>
-    <w:p ns2:paraId="0E4A03E1" ns2:textId="164C9CA4">
+    <w:p>
       <w:pPr>
-        <w:pStyle w:val="Descripcin"/>
+        <w:pStyle w:val="Caption"/>
         <w:jc w:val="center"/>
       </w:pPr>
-      <w:bookmarkStart w:id="7" w:name="_Toc233977640"/>
+      <w:bookmarkStart w:id="2" w:name="_Toc233977640"/>
       <w:r>
         <w:t xml:space="preserve">Tabla </w:t>
       </w:r>
@@ -877,18 +792,18 @@
       <w:r>
         <w:t xml:space="preserve"> Información general del modelo</w:t>
       </w:r>
-      <w:bookmarkEnd w:id="7"/>
+      <w:bookmarkEnd w:id="2"/>
     </w:p>
-    <w:p ns2:paraId="48838E47" ns2:textId="77777777">
+    <w:p>
       <w:pPr>
-        <w:pStyle w:val="Ttulo1"/>
+        <w:pStyle w:val="Heading1"/>
         <w:jc w:val="left"/>
       </w:pPr>
-      <w:bookmarkStart w:id="8" w:name="_Toc233977724"/>
+      <w:bookmarkStart w:id="3" w:name="_Toc233977724"/>
       <w:r>
         <w:t>2. Campos de entrada (inputs)</w:t>
       </w:r>
-      <w:bookmarkEnd w:id="8"/>
+      <w:bookmarkEnd w:id="3"/>
     </w:p>
     <w:tbl>
       <w:tblPr>
@@ -912,7 +827,7 @@
         <w:gridCol w:w="1307"/>
         <w:gridCol w:w="1447"/>
       </w:tblGrid>
-      <w:tr ns2:paraId="71F932B9" ns2:textId="77777777">
+      <w:tr>
         <w:trPr>
           <w:tblHeader/>
         </w:trPr>
@@ -933,7 +848,7 @@
               <w:right w:w="120" w:type="dxa"/>
             </w:tcMar>
           </w:tcPr>
-          <w:p ns2:paraId="79F614D4" ns2:textId="77777777">
+          <w:p>
             <w:r>
               <w:rPr>
                 <w:b/>
@@ -963,7 +878,7 @@
               <w:right w:w="120" w:type="dxa"/>
             </w:tcMar>
           </w:tcPr>
-          <w:p ns2:paraId="7089FD74" ns2:textId="77777777">
+          <w:p>
             <w:r>
               <w:rPr>
                 <w:b/>
@@ -993,7 +908,7 @@
               <w:right w:w="120" w:type="dxa"/>
             </w:tcMar>
           </w:tcPr>
-          <w:p ns2:paraId="78CD2F77" ns2:textId="77777777">
+          <w:p>
             <w:r>
               <w:rPr>
                 <w:b/>
@@ -1023,7 +938,7 @@
               <w:right w:w="120" w:type="dxa"/>
             </w:tcMar>
           </w:tcPr>
-          <w:p ns2:paraId="72A2F0D2" ns2:textId="77777777">
+          <w:p>
             <w:r>
               <w:rPr>
                 <w:b/>
@@ -1053,7 +968,7 @@
               <w:right w:w="120" w:type="dxa"/>
             </w:tcMar>
           </w:tcPr>
-          <w:p ns2:paraId="6FFDAD95" ns2:textId="77777777">
+          <w:p>
             <w:r>
               <w:rPr>
                 <w:b/>
@@ -1067,7 +982,7 @@
           </w:p>
         </w:tc>
       </w:tr>
-      <w:tr ns2:paraId="5943B210" ns2:textId="77777777">
+      <w:tr>
         <w:tc>
           <w:tcPr>
             <w:tcW w:w="2167" w:type="dxa"/>
@@ -1085,9 +1000,9 @@
               <w:right w:w="120" w:type="dxa"/>
             </w:tcMar>
           </w:tcPr>
-          <w:p ns2:paraId="274456BA" ns2:textId="77777777">
-            <w:r>
-              <w:t xml:space="preserve">ipi_national_current</w:t>
+          <w:p>
+            <w:r>
+              <w:t>ipi_national_current</w:t>
             </w:r>
           </w:p>
         </w:tc>
@@ -1108,9 +1023,9 @@
               <w:right w:w="120" w:type="dxa"/>
             </w:tcMar>
           </w:tcPr>
-          <w:p ns2:paraId="03BFE475" ns2:textId="77777777">
-            <w:r>
-              <w:t xml:space="preserve">float (índice base 2020=100)</w:t>
+          <w:p>
+            <w:r>
+              <w:t>float (índice base 2020=100)</w:t>
             </w:r>
           </w:p>
         </w:tc>
@@ -1131,9 +1046,9 @@
               <w:right w:w="120" w:type="dxa"/>
             </w:tcMar>
           </w:tcPr>
-          <w:p ns2:paraId="73AC0988" ns2:textId="77777777">
-            <w:r>
-              <w:t xml:space="preserve">Último IPI fitosanitario nacional observado en el mes de origen — ancla de la predicción</w:t>
+          <w:p>
+            <w:r>
+              <w:t>Último IPI fitosanitario nacional observado en el mes de origen — ancla de la predicción</w:t>
             </w:r>
           </w:p>
         </w:tc>
@@ -1154,9 +1069,9 @@
               <w:right w:w="120" w:type="dxa"/>
             </w:tcMar>
           </w:tcPr>
-          <w:p ns2:paraId="29F6ACFB" ns2:textId="77777777">
-            <w:r>
-              <w:t xml:space="preserve">No — se deriva del histórico de referencia bundled en 'date' si se omite; si se aporta, además sobrescribe ese histórico en esa fecha</w:t>
+          <w:p>
+            <w:r>
+              <w:t>No — se deriva del histórico de referencia bundled en 'date' si se omite; si se aporta, además sobrescribe ese histórico en esa fecha</w:t>
             </w:r>
           </w:p>
         </w:tc>
@@ -1177,14 +1092,14 @@
               <w:right w:w="120" w:type="dxa"/>
             </w:tcMar>
           </w:tcPr>
-          <w:p ns2:paraId="7756D559" ns2:textId="77777777">
-            <w:r>
-              <w:t xml:space="preserve">derivado del histórico de referencia</w:t>
+          <w:p>
+            <w:r>
+              <w:t>derivado del histórico de referencia</w:t>
             </w:r>
           </w:p>
         </w:tc>
       </w:tr>
-      <w:tr ns2:paraId="5943B210" ns2:textId="77777777">
+      <w:tr>
         <w:tc>
           <w:tcPr>
             <w:tcW w:w="2167" w:type="dxa"/>
@@ -1202,9 +1117,17 @@
               <w:right w:w="120" w:type="dxa"/>
             </w:tcMar>
           </w:tcPr>
-          <w:p ns2:paraId="274456BA" ns2:textId="77777777">
-            <w:r>
-              <w:t xml:space="preserve">ipi_national_lag_1 … ipi_national_lag_6</w:t>
+          <w:p>
+            <w:pPr>
+              <w:rPr>
+                <w:lang w:val="en-US"/>
+              </w:rPr>
+            </w:pPr>
+            <w:r>
+              <w:rPr>
+                <w:lang w:val="en-US"/>
+              </w:rPr>
+              <w:t>ipi_national_lag_1 … ipi_national_lag_6</w:t>
             </w:r>
           </w:p>
         </w:tc>
@@ -1225,9 +1148,9 @@
               <w:right w:w="120" w:type="dxa"/>
             </w:tcMar>
           </w:tcPr>
-          <w:p ns2:paraId="03BFE475" ns2:textId="77777777">
-            <w:r>
-              <w:t xml:space="preserve">float (índice base 2020=100)</w:t>
+          <w:p>
+            <w:r>
+              <w:t>float (índice base 2020=100)</w:t>
             </w:r>
           </w:p>
         </w:tc>
@@ -1248,9 +1171,9 @@
               <w:right w:w="120" w:type="dxa"/>
             </w:tcMar>
           </w:tcPr>
-          <w:p ns2:paraId="73AC0988" ns2:textId="77777777">
-            <w:r>
-              <w:t xml:space="preserve">IPI nacional observado entre 1 y 6 meses antes del mes de origen (6 retardos autorregresivos)</w:t>
+          <w:p>
+            <w:r>
+              <w:t>IPI nacional observado entre 1 y 6 meses antes del mes de origen (6 retardos autorregresivos)</w:t>
             </w:r>
           </w:p>
         </w:tc>
@@ -1271,9 +1194,9 @@
               <w:right w:w="120" w:type="dxa"/>
             </w:tcMar>
           </w:tcPr>
-          <w:p ns2:paraId="29F6ACFB" ns2:textId="77777777">
-            <w:r>
-              <w:t xml:space="preserve">No — se derivan del histórico de referencia bundled a partir de 'date' si se omiten</w:t>
+          <w:p>
+            <w:r>
+              <w:t>No — se derivan del histórico de referencia bundled a partir de 'date' si se omiten</w:t>
             </w:r>
           </w:p>
         </w:tc>
@@ -1294,14 +1217,14 @@
               <w:right w:w="120" w:type="dxa"/>
             </w:tcMar>
           </w:tcPr>
-          <w:p ns2:paraId="7756D559" ns2:textId="77777777">
-            <w:r>
-              <w:t xml:space="preserve">derivados del histórico de referencia</w:t>
+          <w:p>
+            <w:r>
+              <w:t>derivados del histórico de referencia</w:t>
             </w:r>
           </w:p>
         </w:tc>
       </w:tr>
-      <w:tr ns2:paraId="5943B210" ns2:textId="77777777">
+      <w:tr>
         <w:tc>
           <w:tcPr>
             <w:tcW w:w="2167" w:type="dxa"/>
@@ -1319,9 +1242,24 @@
               <w:right w:w="120" w:type="dxa"/>
             </w:tcMar>
           </w:tcPr>
-          <w:p ns2:paraId="274456BA" ns2:textId="77777777">
-            <w:r>
-              <w:t xml:space="preserve">chem_sector_lag_11, copper_lag_14, eur_usd_lag_17, oil_brent_lag_12, usa_lag_1</w:t>
+          <w:p>
+            <w:pPr>
+              <w:rPr>
+                <w:lang w:val="en-US"/>
+              </w:rPr>
+            </w:pPr>
+            <w:r>
+              <w:rPr>
+                <w:lang w:val="en-US"/>
+              </w:rPr>
+              <w:t xml:space="preserve">chem_sector_lag_11, copper_lag_14, eur_usd_lag_17, </w:t>
+            </w:r>
+            <w:r>
+              <w:rPr>
+                <w:lang w:val="en-US"/>
+              </w:rPr>
+              <w:lastRenderedPageBreak/>
+              <w:t>oil_brent_lag_12, usa_lag_1</w:t>
             </w:r>
           </w:p>
         </w:tc>
@@ -1342,9 +1280,14 @@
               <w:right w:w="120" w:type="dxa"/>
             </w:tcMar>
           </w:tcPr>
-          <w:p ns2:paraId="03BFE475" ns2:textId="77777777">
-            <w:r>
-              <w:t xml:space="preserve">float (índice base 2020=100)</w:t>
+          <w:p>
+            <w:r>
+              <w:lastRenderedPageBreak/>
+              <w:t xml:space="preserve">float (índice base </w:t>
+            </w:r>
+            <w:r>
+              <w:lastRenderedPageBreak/>
+              <w:t>2020=100)</w:t>
             </w:r>
           </w:p>
         </w:tc>
@@ -1365,9 +1308,14 @@
               <w:right w:w="120" w:type="dxa"/>
             </w:tcMar>
           </w:tcPr>
-          <w:p ns2:paraId="73AC0988" ns2:textId="77777777">
-            <w:r>
-              <w:t xml:space="preserve">Cinco variables exógenas retardadas: indicador sectorial químico, cobre, tipo de cambio EUR/USD, petróleo Brent y precios de pesticidas de EE. UU. — cada una con el retardo (en meses) que mostró mayor correlación anticipatoria en el análisis lead-lag del equipo de IA</w:t>
+          <w:p>
+            <w:r>
+              <w:lastRenderedPageBreak/>
+              <w:t xml:space="preserve">Cinco variables exógenas retardadas: indicador sectorial químico, cobre, tipo de cambio EUR/USD, </w:t>
+            </w:r>
+            <w:r>
+              <w:lastRenderedPageBreak/>
+              <w:t>petróleo Brent y precios de pesticidas de EE. UU. — cada una con el retardo (en meses) que mostró mayor correlación anticipatoria en el análisis lead-lag del equipo de IA</w:t>
             </w:r>
           </w:p>
         </w:tc>
@@ -1388,9 +1336,14 @@
               <w:right w:w="120" w:type="dxa"/>
             </w:tcMar>
           </w:tcPr>
-          <w:p ns2:paraId="29F6ACFB" ns2:textId="77777777">
-            <w:r>
-              <w:t xml:space="preserve">No — se derivan del histórico de referencia bundled a partir de 'date' si se omiten</w:t>
+          <w:p>
+            <w:r>
+              <w:lastRenderedPageBreak/>
+              <w:t xml:space="preserve">No — se derivan del histórico </w:t>
+            </w:r>
+            <w:r>
+              <w:lastRenderedPageBreak/>
+              <w:t>de referencia bundled a partir de 'date' si se omiten</w:t>
             </w:r>
           </w:p>
         </w:tc>
@@ -1411,14 +1364,19 @@
               <w:right w:w="120" w:type="dxa"/>
             </w:tcMar>
           </w:tcPr>
-          <w:p ns2:paraId="7756D559" ns2:textId="77777777">
-            <w:r>
-              <w:t xml:space="preserve">derivados del histórico de referencia</w:t>
+          <w:p>
+            <w:r>
+              <w:lastRenderedPageBreak/>
+              <w:t xml:space="preserve">derivados del histórico </w:t>
+            </w:r>
+            <w:r>
+              <w:lastRenderedPageBreak/>
+              <w:t>de referencia</w:t>
             </w:r>
           </w:p>
         </w:tc>
       </w:tr>
-      <w:tr ns2:paraId="5943B210" ns2:textId="77777777">
+      <w:tr>
         <w:tc>
           <w:tcPr>
             <w:tcW w:w="2167" w:type="dxa"/>
@@ -1436,9 +1394,17 @@
               <w:right w:w="120" w:type="dxa"/>
             </w:tcMar>
           </w:tcPr>
-          <w:p ns2:paraId="274456BA" ns2:textId="77777777">
-            <w:r>
-              <w:t xml:space="preserve">month_sin, month_cos, quarter, is_spring_risk</w:t>
+          <w:p>
+            <w:pPr>
+              <w:rPr>
+                <w:lang w:val="en-US"/>
+              </w:rPr>
+            </w:pPr>
+            <w:r>
+              <w:rPr>
+                <w:lang w:val="en-US"/>
+              </w:rPr>
+              <w:t>month_sin, month_cos, quarter, is_spring_risk</w:t>
             </w:r>
           </w:p>
         </w:tc>
@@ -1459,9 +1425,9 @@
               <w:right w:w="120" w:type="dxa"/>
             </w:tcMar>
           </w:tcPr>
-          <w:p ns2:paraId="03BFE475" ns2:textId="77777777">
-            <w:r>
-              <w:t xml:space="preserve">float / float / int / int(0-1)</w:t>
+          <w:p>
+            <w:r>
+              <w:t>float / float / int / int(0-1)</w:t>
             </w:r>
           </w:p>
         </w:tc>
@@ -1482,9 +1448,9 @@
               <w:right w:w="120" w:type="dxa"/>
             </w:tcMar>
           </w:tcPr>
-          <w:p ns2:paraId="73AC0988" ns2:textId="77777777">
-            <w:r>
-              <w:t xml:space="preserve">Codificación estacional del mes de origen (ciclo anual, trimestre natural, riesgo fúngico primaveral abril-junio)</w:t>
+          <w:p>
+            <w:r>
+              <w:t>Codificación estacional del mes de origen (ciclo anual, trimestre natural, riesgo fúngico primaveral abril-junio)</w:t>
             </w:r>
           </w:p>
         </w:tc>
@@ -1505,9 +1471,9 @@
               <w:right w:w="120" w:type="dxa"/>
             </w:tcMar>
           </w:tcPr>
-          <w:p ns2:paraId="29F6ACFB" ns2:textId="77777777">
-            <w:r>
-              <w:t xml:space="preserve">No — se derivan automáticamente si se aporta 'date'/'origin_date'</w:t>
+          <w:p>
+            <w:r>
+              <w:t>No — se derivan automáticamente si se aporta 'date'/'origin_date'</w:t>
             </w:r>
           </w:p>
         </w:tc>
@@ -1528,14 +1494,14 @@
               <w:right w:w="120" w:type="dxa"/>
             </w:tcMar>
           </w:tcPr>
-          <w:p ns2:paraId="7756D559" ns2:textId="77777777">
-            <w:r>
-              <w:t xml:space="preserve">derivadas de date/origin_date</w:t>
+          <w:p>
+            <w:r>
+              <w:t>derivadas de date/origin_date</w:t>
             </w:r>
           </w:p>
         </w:tc>
       </w:tr>
-      <w:tr ns2:paraId="5943B210" ns2:textId="77777777">
+      <w:tr>
         <w:tc>
           <w:tcPr>
             <w:tcW w:w="2167" w:type="dxa"/>
@@ -1553,9 +1519,9 @@
               <w:right w:w="120" w:type="dxa"/>
             </w:tcMar>
           </w:tcPr>
-          <w:p ns2:paraId="274456BA" ns2:textId="77777777">
-            <w:r>
-              <w:t xml:space="preserve">date / origin_date</w:t>
+          <w:p>
+            <w:r>
+              <w:t>date / origin_date</w:t>
             </w:r>
           </w:p>
         </w:tc>
@@ -1576,9 +1542,9 @@
               <w:right w:w="120" w:type="dxa"/>
             </w:tcMar>
           </w:tcPr>
-          <w:p ns2:paraId="03BFE475" ns2:textId="77777777">
-            <w:r>
-              <w:t xml:space="preserve">string (YYYY-MM-DD)</w:t>
+          <w:p>
+            <w:r>
+              <w:t>string (YYYY-MM-DD)</w:t>
             </w:r>
           </w:p>
         </w:tc>
@@ -1599,9 +1565,9 @@
               <w:right w:w="120" w:type="dxa"/>
             </w:tcMar>
           </w:tcPr>
-          <w:p ns2:paraId="73AC0988" ns2:textId="77777777">
-            <w:r>
-              <w:t xml:space="preserve">Fecha de origen de la predicción — necesaria solo para derivar automáticamente las 4 variables de calendario si no se aportan ya calculadas</w:t>
+          <w:p>
+            <w:r>
+              <w:t>Fecha de origen de la predicción — necesaria solo para derivar automáticamente las 4 variables de calendario si no se aportan ya calculadas</w:t>
             </w:r>
           </w:p>
         </w:tc>
@@ -1622,9 +1588,9 @@
               <w:right w:w="120" w:type="dxa"/>
             </w:tcMar>
           </w:tcPr>
-          <w:p ns2:paraId="29F6ACFB" ns2:textId="77777777">
-            <w:r>
-              <w:t xml:space="preserve">No (si ya se aportan las 4 variables de calendario)</w:t>
+          <w:p>
+            <w:r>
+              <w:t>No (si ya se aportan las 4 variables de calendario)</w:t>
             </w:r>
           </w:p>
         </w:tc>
@@ -1645,20 +1611,20 @@
               <w:right w:w="120" w:type="dxa"/>
             </w:tcMar>
           </w:tcPr>
-          <w:p ns2:paraId="7756D559" ns2:textId="77777777">
-            <w:r>
-              <w:t xml:space="preserve">-</w:t>
+          <w:p>
+            <w:r>
+              <w:t>-</w:t>
             </w:r>
           </w:p>
         </w:tc>
       </w:tr>
     </w:tbl>
-    <w:p ns2:paraId="2301E228" ns2:textId="43111ADC">
+    <w:p>
       <w:pPr>
-        <w:pStyle w:val="Descripcin"/>
+        <w:pStyle w:val="Caption"/>
         <w:jc w:val="center"/>
       </w:pPr>
-      <w:bookmarkStart w:id="9" w:name="_Toc233977641"/>
+      <w:bookmarkStart w:id="4" w:name="_Toc233977641"/>
       <w:r>
         <w:t xml:space="preserve">Tabla </w:t>
       </w:r>
@@ -1673,18 +1639,18 @@
       <w:r>
         <w:t xml:space="preserve"> Campos de entrada (inputs)</w:t>
       </w:r>
-      <w:bookmarkEnd w:id="9"/>
+      <w:bookmarkEnd w:id="4"/>
     </w:p>
-    <w:p ns2:paraId="1A4DD035" ns2:textId="77777777">
+    <w:p>
       <w:pPr>
-        <w:pStyle w:val="Ttulo1"/>
+        <w:pStyle w:val="Heading1"/>
         <w:jc w:val="left"/>
       </w:pPr>
-      <w:bookmarkStart w:id="10" w:name="_Toc233977725"/>
+      <w:bookmarkStart w:id="5" w:name="_Toc233977725"/>
       <w:r>
         <w:t>3. Campos de salida (outputs)</w:t>
       </w:r>
-      <w:bookmarkEnd w:id="10"/>
+      <w:bookmarkEnd w:id="5"/>
     </w:p>
     <w:tbl>
       <w:tblPr>
@@ -1708,7 +1674,7 @@
         <w:gridCol w:w="1760"/>
         <w:gridCol w:w="1800"/>
       </w:tblGrid>
-      <w:tr ns2:paraId="74C19D16" ns2:textId="77777777">
+      <w:tr>
         <w:trPr>
           <w:tblHeader/>
         </w:trPr>
@@ -1729,7 +1695,7 @@
               <w:right w:w="120" w:type="dxa"/>
             </w:tcMar>
           </w:tcPr>
-          <w:p ns2:paraId="36393328" ns2:textId="77777777">
+          <w:p>
             <w:r>
               <w:rPr>
                 <w:b/>
@@ -1759,7 +1725,7 @@
               <w:right w:w="120" w:type="dxa"/>
             </w:tcMar>
           </w:tcPr>
-          <w:p ns2:paraId="4B6C5E52" ns2:textId="77777777">
+          <w:p>
             <w:r>
               <w:rPr>
                 <w:b/>
@@ -1789,7 +1755,7 @@
               <w:right w:w="120" w:type="dxa"/>
             </w:tcMar>
           </w:tcPr>
-          <w:p ns2:paraId="176B52FF" ns2:textId="77777777">
+          <w:p>
             <w:r>
               <w:rPr>
                 <w:b/>
@@ -1819,7 +1785,7 @@
               <w:right w:w="120" w:type="dxa"/>
             </w:tcMar>
           </w:tcPr>
-          <w:p ns2:paraId="0B5BC6FF" ns2:textId="77777777">
+          <w:p>
             <w:r>
               <w:rPr>
                 <w:b/>
@@ -1849,7 +1815,7 @@
               <w:right w:w="120" w:type="dxa"/>
             </w:tcMar>
           </w:tcPr>
-          <w:p ns2:paraId="5AEDED9E" ns2:textId="77777777">
+          <w:p>
             <w:r>
               <w:rPr>
                 <w:b/>
@@ -1863,7 +1829,7 @@
           </w:p>
         </w:tc>
       </w:tr>
-      <w:tr ns2:paraId="4B6C9425" ns2:textId="77777777">
+      <w:tr>
         <w:tc>
           <w:tcPr>
             <w:tcW w:w="2200" w:type="dxa"/>
@@ -1881,9 +1847,9 @@
               <w:right w:w="120" w:type="dxa"/>
             </w:tcMar>
           </w:tcPr>
-          <w:p ns2:paraId="4132C6A4" ns2:textId="77777777">
-            <w:r>
-              <w:t xml:space="preserve">y_pred</w:t>
+          <w:p>
+            <w:r>
+              <w:t>y_pred</w:t>
             </w:r>
           </w:p>
         </w:tc>
@@ -1904,9 +1870,9 @@
               <w:right w:w="120" w:type="dxa"/>
             </w:tcMar>
           </w:tcPr>
-          <w:p ns2:paraId="53FB4F47" ns2:textId="77777777">
-            <w:r>
-              <w:t xml:space="preserve">float (índice base 2020=100)</w:t>
+          <w:p>
+            <w:r>
+              <w:t>float (índice base 2020=100)</w:t>
             </w:r>
           </w:p>
         </w:tc>
@@ -1927,9 +1893,9 @@
               <w:right w:w="120" w:type="dxa"/>
             </w:tcMar>
           </w:tcPr>
-          <w:p ns2:paraId="6B1D3E7E" ns2:textId="77777777">
-            <w:r>
-              <w:t xml:space="preserve">IPI fitosanitario nacional predicho a horizonte t+6</w:t>
+          <w:p>
+            <w:r>
+              <w:t>IPI fitosanitario nacional predicho a horizonte t+6</w:t>
             </w:r>
           </w:p>
         </w:tc>
@@ -1950,9 +1916,9 @@
               <w:right w:w="120" w:type="dxa"/>
             </w:tcMar>
           </w:tcPr>
-          <w:p ns2:paraId="5BF35099" ns2:textId="77777777">
-            <w:r>
-              <w:t xml:space="preserve">continuo, típicamente 80-135 (rango histórico observado del índice)</w:t>
+          <w:p>
+            <w:r>
+              <w:t>continuo, típicamente 80-135 (rango histórico observado del índice)</w:t>
             </w:r>
           </w:p>
         </w:tc>
@@ -1973,14 +1939,14 @@
               <w:right w:w="120" w:type="dxa"/>
             </w:tcMar>
           </w:tcPr>
-          <w:p ns2:paraId="2067DBEB" ns2:textId="77777777">
-            <w:r>
-              <w:t xml:space="preserve">valor esperado del índice nacional dentro de 6 meses</w:t>
+          <w:p>
+            <w:r>
+              <w:t>valor esperado del índice nacional dentro de 6 meses</w:t>
             </w:r>
           </w:p>
         </w:tc>
       </w:tr>
-      <w:tr ns2:paraId="4B6C9425" ns2:textId="77777777">
+      <w:tr>
         <w:tc>
           <w:tcPr>
             <w:tcW w:w="2200" w:type="dxa"/>
@@ -1998,9 +1964,9 @@
               <w:right w:w="120" w:type="dxa"/>
             </w:tcMar>
           </w:tcPr>
-          <w:p ns2:paraId="4132C6A4" ns2:textId="77777777">
-            <w:r>
-              <w:t xml:space="preserve">y_anchor</w:t>
+          <w:p>
+            <w:r>
+              <w:t>y_anchor</w:t>
             </w:r>
           </w:p>
         </w:tc>
@@ -2021,9 +1987,9 @@
               <w:right w:w="120" w:type="dxa"/>
             </w:tcMar>
           </w:tcPr>
-          <w:p ns2:paraId="53FB4F47" ns2:textId="77777777">
-            <w:r>
-              <w:t xml:space="preserve">float</w:t>
+          <w:p>
+            <w:r>
+              <w:t>float</w:t>
             </w:r>
           </w:p>
         </w:tc>
@@ -2044,9 +2010,9 @@
               <w:right w:w="120" w:type="dxa"/>
             </w:tcMar>
           </w:tcPr>
-          <w:p ns2:paraId="6B1D3E7E" ns2:textId="77777777">
-            <w:r>
-              <w:t xml:space="preserve">ipi_national_current usado como ancla de referencia</w:t>
+          <w:p>
+            <w:r>
+              <w:t>ipi_national_current usado como ancla de referencia</w:t>
             </w:r>
           </w:p>
         </w:tc>
@@ -2067,9 +2033,9 @@
               <w:right w:w="120" w:type="dxa"/>
             </w:tcMar>
           </w:tcPr>
-          <w:p ns2:paraId="5BF35099" ns2:textId="77777777">
-            <w:r>
-              <w:t xml:space="preserve">igual rango que y_pred</w:t>
+          <w:p>
+            <w:r>
+              <w:t>igual rango que y_pred</w:t>
             </w:r>
           </w:p>
         </w:tc>
@@ -2090,14 +2056,14 @@
               <w:right w:w="120" w:type="dxa"/>
             </w:tcMar>
           </w:tcPr>
-          <w:p ns2:paraId="2067DBEB" ns2:textId="77777777">
-            <w:r>
-              <w:t xml:space="preserve">compárese con y_pred para estimar la variación porcentual esperada</w:t>
+          <w:p>
+            <w:r>
+              <w:t>compárese con y_pred para estimar la variación porcentual esperada</w:t>
             </w:r>
           </w:p>
         </w:tc>
       </w:tr>
-      <w:tr ns2:paraId="4B6C9425" ns2:textId="77777777">
+      <w:tr>
         <w:tc>
           <w:tcPr>
             <w:tcW w:w="2200" w:type="dxa"/>
@@ -2115,9 +2081,18 @@
               <w:right w:w="120" w:type="dxa"/>
             </w:tcMar>
           </w:tcPr>
-          <w:p ns2:paraId="4132C6A4" ns2:textId="77777777">
-            <w:r>
-              <w:t xml:space="preserve">origin_date / target_date / horizon</w:t>
+          <w:p>
+            <w:pPr>
+              <w:rPr>
+                <w:lang w:val="en-US"/>
+              </w:rPr>
+            </w:pPr>
+            <w:r>
+              <w:rPr>
+                <w:lang w:val="en-US"/>
+              </w:rPr>
+              <w:lastRenderedPageBreak/>
+              <w:t>origin_date / target_date / horizon</w:t>
             </w:r>
           </w:p>
         </w:tc>
@@ -2138,9 +2113,9 @@
               <w:right w:w="120" w:type="dxa"/>
             </w:tcMar>
           </w:tcPr>
-          <w:p ns2:paraId="53FB4F47" ns2:textId="77777777">
-            <w:r>
-              <w:t xml:space="preserve">date / date / int</w:t>
+          <w:p>
+            <w:r>
+              <w:t>date / date / int</w:t>
             </w:r>
           </w:p>
         </w:tc>
@@ -2161,9 +2136,9 @@
               <w:right w:w="120" w:type="dxa"/>
             </w:tcMar>
           </w:tcPr>
-          <w:p ns2:paraId="6B1D3E7E" ns2:textId="77777777">
-            <w:r>
-              <w:t xml:space="preserve">Mes de origen, mes objetivo (origin_date + 6 meses) y horizonte en meses (siempre 6)</w:t>
+          <w:p>
+            <w:r>
+              <w:t>Mes de origen, mes objetivo (origin_date + 6 meses) y horizonte en meses (siempre 6)</w:t>
             </w:r>
           </w:p>
         </w:tc>
@@ -2184,9 +2159,9 @@
               <w:right w:w="120" w:type="dxa"/>
             </w:tcMar>
           </w:tcPr>
-          <w:p ns2:paraId="5BF35099" ns2:textId="77777777">
-            <w:r>
-              <w:t xml:space="preserve">-</w:t>
+          <w:p>
+            <w:r>
+              <w:t>-</w:t>
             </w:r>
           </w:p>
         </w:tc>
@@ -2207,14 +2182,14 @@
               <w:right w:w="120" w:type="dxa"/>
             </w:tcMar>
           </w:tcPr>
-          <w:p ns2:paraId="2067DBEB" ns2:textId="77777777">
-            <w:r>
-              <w:t xml:space="preserve">target_date es el mes al que se refiere y_pred, no el mes de los datos de entrada</w:t>
+          <w:p>
+            <w:r>
+              <w:t>target_date es el mes al que se refiere y_pred, no el mes de los datos de entrada</w:t>
             </w:r>
           </w:p>
         </w:tc>
       </w:tr>
-      <w:tr ns2:paraId="4B6C9425" ns2:textId="77777777">
+      <w:tr>
         <w:tc>
           <w:tcPr>
             <w:tcW w:w="2200" w:type="dxa"/>
@@ -2232,9 +2207,9 @@
               <w:right w:w="120" w:type="dxa"/>
             </w:tcMar>
           </w:tcPr>
-          <w:p ns2:paraId="4132C6A4" ns2:textId="77777777">
-            <w:r>
-              <w:t xml:space="preserve">xai_feature_values</w:t>
+          <w:p>
+            <w:r>
+              <w:t>xai_feature_values</w:t>
             </w:r>
           </w:p>
         </w:tc>
@@ -2255,9 +2230,9 @@
               <w:right w:w="120" w:type="dxa"/>
             </w:tcMar>
           </w:tcPr>
-          <w:p ns2:paraId="53FB4F47" ns2:textId="77777777">
-            <w:r>
-              <w:t xml:space="preserve">dict[str, float]</w:t>
+          <w:p>
+            <w:r>
+              <w:t>dict[str, float]</w:t>
             </w:r>
           </w:p>
         </w:tc>
@@ -2278,9 +2253,9 @@
               <w:right w:w="120" w:type="dxa"/>
             </w:tcMar>
           </w:tcPr>
-          <w:p ns2:paraId="6B1D3E7E" ns2:textId="77777777">
-            <w:r>
-              <w:t xml:space="preserve">Valores de las 16 features efectivamente usadas en la predicción</w:t>
+          <w:p>
+            <w:r>
+              <w:t>Valores de las 16 features efectivamente usadas en la predicción</w:t>
             </w:r>
           </w:p>
         </w:tc>
@@ -2301,9 +2276,9 @@
               <w:right w:w="120" w:type="dxa"/>
             </w:tcMar>
           </w:tcPr>
-          <w:p ns2:paraId="5BF35099" ns2:textId="77777777">
-            <w:r>
-              <w:t xml:space="preserve">-</w:t>
+          <w:p>
+            <w:r>
+              <w:t>-</w:t>
             </w:r>
           </w:p>
         </w:tc>
@@ -2324,20 +2299,20 @@
               <w:right w:w="120" w:type="dxa"/>
             </w:tcMar>
           </w:tcPr>
-          <w:p ns2:paraId="2067DBEB" ns2:textId="77777777">
-            <w:r>
-              <w:t xml:space="preserve">consumido por el servicio de explicabilidad para justificar la predicción</w:t>
+          <w:p>
+            <w:r>
+              <w:t>consumido por el servicio de explicabilidad para justificar la predicción</w:t>
             </w:r>
           </w:p>
         </w:tc>
       </w:tr>
     </w:tbl>
-    <w:p ns2:paraId="3CB96C1C" ns2:textId="58E5926D">
+    <w:p>
       <w:pPr>
-        <w:pStyle w:val="Descripcin"/>
+        <w:pStyle w:val="Caption"/>
         <w:jc w:val="center"/>
       </w:pPr>
-      <w:bookmarkStart w:id="11" w:name="_Toc233977642"/>
+      <w:bookmarkStart w:id="6" w:name="_Toc233977642"/>
       <w:r>
         <w:t xml:space="preserve">Tabla </w:t>
       </w:r>
@@ -2352,18 +2327,18 @@
       <w:r>
         <w:t xml:space="preserve"> Campos de salida (outputs)</w:t>
       </w:r>
-      <w:bookmarkEnd w:id="11"/>
+      <w:bookmarkEnd w:id="6"/>
     </w:p>
-    <w:p ns2:paraId="30754C35" ns2:textId="77777777">
+    <w:p>
       <w:pPr>
-        <w:pStyle w:val="Ttulo1"/>
+        <w:pStyle w:val="Heading1"/>
         <w:jc w:val="left"/>
       </w:pPr>
-      <w:bookmarkStart w:id="12" w:name="_Toc233977726"/>
+      <w:bookmarkStart w:id="7" w:name="_Toc233977726"/>
       <w:r>
         <w:t>4. Métricas de evaluación</w:t>
       </w:r>
-      <w:bookmarkEnd w:id="12"/>
+      <w:bookmarkEnd w:id="7"/>
     </w:p>
     <w:tbl>
       <w:tblPr>
@@ -2385,7 +2360,7 @@
         <w:gridCol w:w="2340"/>
         <w:gridCol w:w="2340"/>
       </w:tblGrid>
-      <w:tr ns2:paraId="663A768A" ns2:textId="77777777">
+      <w:tr>
         <w:trPr>
           <w:tblHeader/>
         </w:trPr>
@@ -2406,7 +2381,7 @@
               <w:right w:w="120" w:type="dxa"/>
             </w:tcMar>
           </w:tcPr>
-          <w:p ns2:paraId="1EF96586" ns2:textId="77777777">
+          <w:p>
             <w:r>
               <w:rPr>
                 <w:b/>
@@ -2436,7 +2411,7 @@
               <w:right w:w="120" w:type="dxa"/>
             </w:tcMar>
           </w:tcPr>
-          <w:p ns2:paraId="60B8781B" ns2:textId="77777777">
+          <w:p>
             <w:r>
               <w:rPr>
                 <w:b/>
@@ -2466,7 +2441,7 @@
               <w:right w:w="120" w:type="dxa"/>
             </w:tcMar>
           </w:tcPr>
-          <w:p ns2:paraId="1FE48704" ns2:textId="77777777">
+          <w:p>
             <w:r>
               <w:rPr>
                 <w:b/>
@@ -2496,7 +2471,7 @@
               <w:right w:w="120" w:type="dxa"/>
             </w:tcMar>
           </w:tcPr>
-          <w:p ns2:paraId="1D1C6AD0" ns2:textId="77777777">
+          <w:p>
             <w:r>
               <w:rPr>
                 <w:b/>
@@ -2510,7 +2485,7 @@
           </w:p>
         </w:tc>
       </w:tr>
-      <w:tr ns2:paraId="66471EDA" ns2:textId="77777777">
+      <w:tr>
         <w:tc>
           <w:tcPr>
             <w:tcW w:w="2340" w:type="dxa"/>
@@ -2528,9 +2503,17 @@
               <w:right w:w="120" w:type="dxa"/>
             </w:tcMar>
           </w:tcPr>
-          <w:p ns2:paraId="631A7871" ns2:textId="77777777">
-            <w:r>
-              <w:t xml:space="preserve">Test hold-out (memoria, Tabla 4 — Ridge_alpha_25.0, t+6)</w:t>
+          <w:p>
+            <w:pPr>
+              <w:rPr>
+                <w:lang w:val="en-US"/>
+              </w:rPr>
+            </w:pPr>
+            <w:r>
+              <w:rPr>
+                <w:lang w:val="en-US"/>
+              </w:rPr>
+              <w:t>Test hold-out (memoria, Tabla 4 — Ridge_alpha_25.0, t+6)</w:t>
             </w:r>
           </w:p>
         </w:tc>
@@ -2551,9 +2534,9 @@
               <w:right w:w="120" w:type="dxa"/>
             </w:tcMar>
           </w:tcPr>
-          <w:p ns2:paraId="098B665D" ns2:textId="77777777">
-            <w:r>
-              <w:t xml:space="preserve">RMSE=1,0396; MAE=0,9440; MAPE=0,7377%; R²=0,1751; MDA=100%</w:t>
+          <w:p>
+            <w:r>
+              <w:t>RMSE=1,0396; MAE=0,9440; MAPE=0,7377%; R²=0,1751; MDA=100%</w:t>
             </w:r>
           </w:p>
         </w:tc>
@@ -2574,9 +2557,9 @@
               <w:right w:w="120" w:type="dxa"/>
             </w:tcMar>
           </w:tcPr>
-          <w:p ns2:paraId="43E2B30F" ns2:textId="77777777">
-            <w:r>
-              <w:t xml:space="preserve">8 observaciones evaluables de enero a agosto 2025 (origin_date), único bloque con y_true ya disponible en la serie IPI nacional</w:t>
+          <w:p>
+            <w:r>
+              <w:t>8 observaciones evaluables de enero a agosto 2025 (origin_date), único bloque con y_true ya disponible en la serie IPI nacional</w:t>
             </w:r>
           </w:p>
         </w:tc>
@@ -2597,14 +2580,14 @@
               <w:right w:w="120" w:type="dxa"/>
             </w:tcMar>
           </w:tcPr>
-          <w:p ns2:paraId="6AFC25E8" ns2:textId="77777777">
-            <w:r>
-              <w:t xml:space="preserve">el modelo se equivoca de media 0,94 puntos de índice; acierta el 100% de las veces la dirección del cambio respecto al último valor observado</w:t>
+          <w:p>
+            <w:r>
+              <w:t>el modelo se equivoca de media 0,94 puntos de índice; acierta el 100% de las veces la dirección del cambio respecto al último valor observado</w:t>
             </w:r>
           </w:p>
         </w:tc>
       </w:tr>
-      <w:tr ns2:paraId="66471EDA" ns2:textId="77777777">
+      <w:tr>
         <w:tc>
           <w:tcPr>
             <w:tcW w:w="2340" w:type="dxa"/>
@@ -2622,9 +2605,9 @@
               <w:right w:w="120" w:type="dxa"/>
             </w:tcMar>
           </w:tcPr>
-          <w:p ns2:paraId="631A7871" ns2:textId="77777777">
-            <w:r>
-              <w:t xml:space="preserve">Mejora frente a baseline de persistencia (test)</w:t>
+          <w:p>
+            <w:r>
+              <w:t>Mejora frente a baseline de persistencia (test)</w:t>
             </w:r>
           </w:p>
         </w:tc>
@@ -2645,9 +2628,17 @@
               <w:right w:w="120" w:type="dxa"/>
             </w:tcMar>
           </w:tcPr>
-          <w:p ns2:paraId="098B665D" ns2:textId="77777777">
-            <w:r>
-              <w:t xml:space="preserve">RMSE -54,04%; MAPE -54,88% (baseline RMSE=2,2619, MAPE=1,6350%)</w:t>
+          <w:p>
+            <w:pPr>
+              <w:rPr>
+                <w:lang w:val="en-US"/>
+              </w:rPr>
+            </w:pPr>
+            <w:r>
+              <w:rPr>
+                <w:lang w:val="en-US"/>
+              </w:rPr>
+              <w:t>RMSE -54,04%; MAPE -54,88% (baseline RMSE=2,2619, MAPE=1,6350%)</w:t>
             </w:r>
           </w:p>
         </w:tc>
@@ -2668,9 +2659,9 @@
               <w:right w:w="120" w:type="dxa"/>
             </w:tcMar>
           </w:tcPr>
-          <w:p ns2:paraId="43E2B30F" ns2:textId="77777777">
-            <w:r>
-              <w:t xml:space="preserve">models/metrics/final_evaluation.json — comparación frente a predecir simplemente el último valor observado</w:t>
+          <w:p>
+            <w:r>
+              <w:t>models/metrics/final_evaluation.json — comparación frente a predecir simplemente el último valor observado</w:t>
             </w:r>
           </w:p>
         </w:tc>
@@ -2691,14 +2682,14 @@
               <w:right w:w="120" w:type="dxa"/>
             </w:tcMar>
           </w:tcPr>
-          <w:p ns2:paraId="6AFC25E8" ns2:textId="77777777">
-            <w:r>
-              <w:t xml:space="preserve">la mejora es sustancial y se mantiene tanto en validación (-5,90%) como en test, criterio central de selección del horizonte t+6</w:t>
+          <w:p>
+            <w:r>
+              <w:t>la mejora es sustancial y se mantiene tanto en validación (-5,90%) como en test, criterio central de selección del horizonte t+6</w:t>
             </w:r>
           </w:p>
         </w:tc>
       </w:tr>
-      <w:tr ns2:paraId="66471EDA" ns2:textId="77777777">
+      <w:tr>
         <w:tc>
           <w:tcPr>
             <w:tcW w:w="2340" w:type="dxa"/>
@@ -2716,9 +2707,10 @@
               <w:right w:w="120" w:type="dxa"/>
             </w:tcMar>
           </w:tcPr>
-          <w:p ns2:paraId="631A7871" ns2:textId="77777777">
-            <w:r>
-              <w:t xml:space="preserve">Validación fija (memoria, Tabla 3 — criterio real de selección de modelo)</w:t>
+          <w:p>
+            <w:r>
+              <w:lastRenderedPageBreak/>
+              <w:t>Validación fija (memoria, Tabla 3 — criterio real de selección de modelo)</w:t>
             </w:r>
           </w:p>
         </w:tc>
@@ -2739,9 +2731,9 @@
               <w:right w:w="120" w:type="dxa"/>
             </w:tcMar>
           </w:tcPr>
-          <w:p ns2:paraId="098B665D" ns2:textId="77777777">
-            <w:r>
-              <w:t xml:space="preserve">RMSE=1,2584; MAE=1,0595; MAPE=0,8495%; mejora RMSE vs. naive=-5,90%</w:t>
+          <w:p>
+            <w:r>
+              <w:t>RMSE=1,2584; MAE=1,0595; MAPE=0,8495%; mejora RMSE vs. naive=-5,90%</w:t>
             </w:r>
           </w:p>
         </w:tc>
@@ -2762,9 +2754,9 @@
               <w:right w:w="120" w:type="dxa"/>
             </w:tcMar>
           </w:tcPr>
-          <w:p ns2:paraId="43E2B30F" ns2:textId="77777777">
-            <w:r>
-              <w:t xml:space="preserve">12 observaciones, enero-diciembre 2024 — único horizonte (de t+1/t+2/t+3/t+6) donde un modelo aprendido mejora al baseline de persistencia en esta fase</w:t>
+          <w:p>
+            <w:r>
+              <w:t>12 observaciones, enero-diciembre 2024 — único horizonte (de t+1/t+2/t+3/t+6) donde un modelo aprendido mejora al baseline de persistencia en esta fase</w:t>
             </w:r>
           </w:p>
         </w:tc>
@@ -2785,14 +2777,14 @@
               <w:right w:w="120" w:type="dxa"/>
             </w:tcMar>
           </w:tcPr>
-          <w:p ns2:paraId="6AFC25E8" ns2:textId="77777777">
-            <w:r>
-              <w:t xml:space="preserve">el test nunca se usó para elegir la arquitectura; esta es la evidencia que motivó restringir el despliegue a t+6</w:t>
+          <w:p>
+            <w:r>
+              <w:t>el test nunca se usó para elegir la arquitectura; esta es la evidencia que motivó restringir el despliegue a t+6</w:t>
             </w:r>
           </w:p>
         </w:tc>
       </w:tr>
-      <w:tr ns2:paraId="66471EDA" ns2:textId="77777777">
+      <w:tr>
         <w:tc>
           <w:tcPr>
             <w:tcW w:w="2340" w:type="dxa"/>
@@ -2810,9 +2802,9 @@
               <w:right w:w="120" w:type="dxa"/>
             </w:tcMar>
           </w:tcPr>
-          <w:p ns2:paraId="631A7871" ns2:textId="77777777">
-            <w:r>
-              <w:t xml:space="preserve">Verificación golden dataset (post-integración)</w:t>
+          <w:p>
+            <w:r>
+              <w:t>Verificación golden dataset (post-integración)</w:t>
             </w:r>
           </w:p>
         </w:tc>
@@ -2833,9 +2825,9 @@
               <w:right w:w="120" w:type="dxa"/>
             </w:tcMar>
           </w:tcPr>
-          <w:p ns2:paraId="098B665D" ns2:textId="77777777">
-            <w:r>
-              <w:t xml:space="preserve">13/13 casos, coincidencia exacta (diferencia 0,0) contra el endpoint HTTP real</w:t>
+          <w:p>
+            <w:r>
+              <w:t>13/13 casos, coincidencia exacta (diferencia 0,0) contra el endpoint HTTP real</w:t>
             </w:r>
           </w:p>
         </w:tc>
@@ -2856,9 +2848,9 @@
               <w:right w:w="120" w:type="dxa"/>
             </w:tcMar>
           </w:tcPr>
-          <w:p ns2:paraId="43E2B30F" ns2:textId="77777777">
-            <w:r>
-              <w:t xml:space="preserve">Los 13 meses del split de test (data/splits/test/panel_test.csv) re-ejecutados contra /predict del plugin integrado — ver outputs/a15/verification_report.md</w:t>
+          <w:p>
+            <w:r>
+              <w:t>Los 13 meses del split de test (data/splits/test/panel_test.csv) re-ejecutados contra /predict del plugin integrado — ver outputs/a15/verification_report.md</w:t>
             </w:r>
           </w:p>
         </w:tc>
@@ -2879,14 +2871,14 @@
               <w:right w:w="120" w:type="dxa"/>
             </w:tcMar>
           </w:tcPr>
-          <w:p ns2:paraId="6AFC25E8" ns2:textId="77777777">
-            <w:r>
-              <w:t xml:space="preserve">el servicio integrado reproduce exactamente el comportamiento del artefacto entregado; es fidelidad del wiring, no acierto adicional del modelo</w:t>
+          <w:p>
+            <w:r>
+              <w:t>el servicio integrado reproduce exactamente el comportamiento del artefacto entregado; es fidelidad del wiring, no acierto adicional del modelo</w:t>
             </w:r>
           </w:p>
         </w:tc>
       </w:tr>
-      <w:tr ns2:paraId="66471EDA" ns2:textId="77777777">
+      <w:tr>
         <w:tc>
           <w:tcPr>
             <w:tcW w:w="2340" w:type="dxa"/>
@@ -2904,9 +2896,9 @@
               <w:right w:w="120" w:type="dxa"/>
             </w:tcMar>
           </w:tcPr>
-          <w:p ns2:paraId="631A7871" ns2:textId="77777777">
-            <w:r>
-              <w:t xml:space="preserve">Verificación histórico simple de IPI (corrección post-review)</w:t>
+          <w:p>
+            <w:r>
+              <w:t>Verificación histórico simple de IPI (corrección post-review)</w:t>
             </w:r>
           </w:p>
         </w:tc>
@@ -2927,9 +2919,9 @@
               <w:right w:w="120" w:type="dxa"/>
             </w:tcMar>
           </w:tcPr>
-          <w:p ns2:paraId="098B665D" ns2:textId="77777777">
-            <w:r>
-              <w:t xml:space="preserve">15/15 filas de data/input/ipi_history.csv, 0 errores, 13/13 coinciden con el golden dataset</w:t>
+          <w:p>
+            <w:r>
+              <w:t>15/15 filas de data/input/ipi_history.csv, 0 errores, 13/13 coinciden con el golden dataset</w:t>
             </w:r>
           </w:p>
         </w:tc>
@@ -2950,9 +2942,9 @@
               <w:right w:w="120" w:type="dxa"/>
             </w:tcMar>
           </w:tcPr>
-          <w:p ns2:paraId="43E2B30F" ns2:textId="77777777">
-            <w:r>
-              <w:t xml:space="preserve">El histórico mensual simple del equipo de IA (solo date+ipi_national_current, sin las 15 features restantes) ejecutado contra /predict batch real tras añadir la derivación automática desde el histórico de referencia bundled</w:t>
+          <w:p>
+            <w:r>
+              <w:t>El histórico mensual simple del equipo de IA (solo date+ipi_national_current, sin las 15 features restantes) ejecutado contra /predict batch real tras añadir la derivación automática desde el histórico de referencia bundled</w:t>
             </w:r>
           </w:p>
         </w:tc>
@@ -2973,20 +2965,20 @@
               <w:right w:w="120" w:type="dxa"/>
             </w:tcMar>
           </w:tcPr>
-          <w:p ns2:paraId="6AFC25E8" ns2:textId="77777777">
-            <w:r>
-              <w:t xml:space="preserve">confirma que el modo de entrada más simple para el usuario final (solo el valor actual del índice) funciona igual de bien que el panel técnico completo</w:t>
+          <w:p>
+            <w:r>
+              <w:t>confirma que el modo de entrada más simple para el usuario final (solo el valor actual del índice) funciona igual de bien que el panel técnico completo</w:t>
             </w:r>
           </w:p>
         </w:tc>
       </w:tr>
     </w:tbl>
-    <w:p ns2:paraId="1A7F9A77" ns2:textId="4488DBEE">
+    <w:p>
       <w:pPr>
-        <w:pStyle w:val="Descripcin"/>
+        <w:pStyle w:val="Caption"/>
         <w:jc w:val="center"/>
       </w:pPr>
-      <w:bookmarkStart w:id="13" w:name="_Toc233977643"/>
+      <w:bookmarkStart w:id="8" w:name="_Toc233977643"/>
       <w:r>
         <w:t xml:space="preserve">Tabla </w:t>
       </w:r>
@@ -3001,19 +2993,19 @@
       <w:r>
         <w:t xml:space="preserve"> Métricas de evaluación</w:t>
       </w:r>
-      <w:bookmarkEnd w:id="13"/>
+      <w:bookmarkEnd w:id="8"/>
     </w:p>
-    <w:p ns2:paraId="2C5581FA" ns2:textId="77777777">
+    <w:p>
       <w:pPr>
-        <w:pStyle w:val="Ttulo1"/>
+        <w:pStyle w:val="Heading1"/>
         <w:jc w:val="left"/>
       </w:pPr>
-      <w:bookmarkStart w:id="14" w:name="_Toc233977727"/>
+      <w:bookmarkStart w:id="9" w:name="_Toc233977727"/>
       <w:r>
         <w:lastRenderedPageBreak/>
         <w:t>5. Limitaciones conocidas</w:t>
       </w:r>
-      <w:bookmarkEnd w:id="14"/>
+      <w:bookmarkEnd w:id="9"/>
     </w:p>
     <w:tbl>
       <w:tblPr>
@@ -3034,7 +3026,7 @@
         <w:gridCol w:w="3120"/>
         <w:gridCol w:w="6240"/>
       </w:tblGrid>
-      <w:tr ns2:paraId="5ACF6CCD" ns2:textId="77777777">
+      <w:tr>
         <w:trPr>
           <w:tblHeader/>
         </w:trPr>
@@ -3055,7 +3047,7 @@
               <w:right w:w="120" w:type="dxa"/>
             </w:tcMar>
           </w:tcPr>
-          <w:p ns2:paraId="676816E1" ns2:textId="77777777">
+          <w:p>
             <w:r>
               <w:rPr>
                 <w:b/>
@@ -3085,7 +3077,7 @@
               <w:right w:w="120" w:type="dxa"/>
             </w:tcMar>
           </w:tcPr>
-          <w:p ns2:paraId="1F42A562" ns2:textId="77777777">
+          <w:p>
             <w:r>
               <w:rPr>
                 <w:b/>
@@ -3099,7 +3091,7 @@
           </w:p>
         </w:tc>
       </w:tr>
-      <w:tr ns2:paraId="221304F4" ns2:textId="77777777">
+      <w:tr>
         <w:tc>
           <w:tcPr>
             <w:tcW w:w="3120" w:type="dxa"/>
@@ -3117,9 +3109,9 @@
               <w:right w:w="120" w:type="dxa"/>
             </w:tcMar>
           </w:tcPr>
-          <w:p ns2:paraId="26419EF2" ns2:textId="77777777">
-            <w:r>
-              <w:t xml:space="preserve">Nombre de directorio potencialmente engañoso</w:t>
+          <w:p>
+            <w:r>
+              <w:t>Nombre de directorio potencialmente engañoso</w:t>
             </w:r>
           </w:p>
         </w:tc>
@@ -3140,14 +3132,14 @@
               <w:right w:w="120" w:type="dxa"/>
             </w:tcMar>
           </w:tcPr>
-          <w:p ns2:paraId="3E7B7A63" ns2:textId="77777777">
-            <w:r>
-              <w:t xml:space="preserve">La carpeta original entregada se llama 'a15-rnn-vitivinicola-...' y el glosario de la memoria incluye LSTM/GRU, pero el modelo productivo desplegado es una regresión Ridge lineal, no una red neuronal recurrente. No se ha podido confirmar si hubo una fase experimental con RNN descartada y no documentada.</w:t>
+          <w:p>
+            <w:r>
+              <w:t>La carpeta original entregada se llama 'a15-rnn-vitivinicola-...' y el glosario de la memoria incluye LSTM/GRU, pero el modelo productivo desplegado es una regresión Ridge lineal, no una red neuronal recurrente. No se ha podido confirmar si hubo una fase experimental con RNN descartada y no documentada.</w:t>
             </w:r>
           </w:p>
         </w:tc>
       </w:tr>
-      <w:tr ns2:paraId="221304F4" ns2:textId="77777777">
+      <w:tr>
         <w:tc>
           <w:tcPr>
             <w:tcW w:w="3120" w:type="dxa"/>
@@ -3165,9 +3157,9 @@
               <w:right w:w="120" w:type="dxa"/>
             </w:tcMar>
           </w:tcPr>
-          <w:p ns2:paraId="26419EF2" ns2:textId="77777777">
-            <w:r>
-              <w:t xml:space="preserve">Histórico de referencia bundled, no auto-actualizable</w:t>
+          <w:p>
+            <w:r>
+              <w:t>Histórico de referencia bundled, no auto-actualizable</w:t>
             </w:r>
           </w:p>
         </w:tc>
@@ -3188,14 +3180,14 @@
               <w:right w:w="120" w:type="dxa"/>
             </w:tcMar>
           </w:tcPr>
-          <w:p ns2:paraId="3E7B7A63" ns2:textId="77777777">
-            <w:r>
-              <w:t xml:space="preserve">El servicio reconstruye los retardos automáticamente (igual que el pipeline original) a partir de dos CSV de referencia empaquetados junto al modelo (snapshot hasta feb-2026/jun-2026). Para fechas posteriores al snapshot hace falta aportar 'ipi_national_current' explícitamente (o, en modo batch, que el propio CSV de entrada incluya esos meses). El snapshot no se refresca solo — requiere que el equipo de IA regenere y resuba los ficheros de referencia periódicamente.</w:t>
+          <w:p>
+            <w:r>
+              <w:t>El servicio reconstruye los retardos automáticamente (igual que el pipeline original) a partir de dos CSV de referencia empaquetados junto al modelo (snapshot hasta feb-2026/jun-2026). Para fechas posteriores al snapshot hace falta aportar 'ipi_national_current' explícitamente (o, en modo batch, que el propio CSV de entrada incluya esos meses). El snapshot no se refresca solo — requiere que el equipo de IA regenere y resuba los ficheros de referencia periódicamente.</w:t>
             </w:r>
           </w:p>
         </w:tc>
       </w:tr>
-      <w:tr ns2:paraId="221304F4" ns2:textId="77777777">
+      <w:tr>
         <w:tc>
           <w:tcPr>
             <w:tcW w:w="3120" w:type="dxa"/>
@@ -3213,9 +3205,9 @@
               <w:right w:w="120" w:type="dxa"/>
             </w:tcMar>
           </w:tcPr>
-          <w:p ns2:paraId="26419EF2" ns2:textId="77777777">
-            <w:r>
-              <w:t xml:space="preserve">Capa regional contextual no incluida</w:t>
+          <w:p>
+            <w:r>
+              <w:t>Capa regional contextual no incluida</w:t>
             </w:r>
           </w:p>
         </w:tc>
@@ -3236,14 +3228,14 @@
               <w:right w:w="120" w:type="dxa"/>
             </w:tcMar>
           </w:tcPr>
-          <w:p ns2:paraId="3E7B7A63" ns2:textId="77777777">
-            <w:r>
-              <w:t xml:space="preserve">La memoria documenta una 'capa regional contextual' por Comunidad Autónoma (cruce con RECAN/IPC/clima) como salida informativa adicional a la predicción nacional. No está implementada en este plugin — solo se sirve la predicción nacional a t+6. Queda como decisión de alcance para una futura iteración.</w:t>
+          <w:p>
+            <w:r>
+              <w:t>La memoria documenta una 'capa regional contextual' por Comunidad Autónoma (cruce con RECAN/IPC/clima) como salida informativa adicional a la predicción nacional. No está implementada en este plugin — solo se sirve la predicción nacional a t+6. Queda como decisión de alcance para una futura iteración.</w:t>
             </w:r>
           </w:p>
         </w:tc>
       </w:tr>
-      <w:tr ns2:paraId="221304F4" ns2:textId="77777777">
+      <w:tr>
         <w:tc>
           <w:tcPr>
             <w:tcW w:w="3120" w:type="dxa"/>
@@ -3261,9 +3253,9 @@
               <w:right w:w="120" w:type="dxa"/>
             </w:tcMar>
           </w:tcPr>
-          <w:p ns2:paraId="26419EF2" ns2:textId="77777777">
-            <w:r>
-              <w:t xml:space="preserve">Bloque de evaluación reducido</w:t>
+          <w:p>
+            <w:r>
+              <w:t>Bloque de evaluación reducido</w:t>
             </w:r>
           </w:p>
         </w:tc>
@@ -3284,14 +3276,14 @@
               <w:right w:w="120" w:type="dxa"/>
             </w:tcMar>
           </w:tcPr>
-          <w:p ns2:paraId="3E7B7A63" ns2:textId="77777777">
-            <w:r>
-              <w:t xml:space="preserve">Solo 8 de los 13 meses del test hold-out tienen valor real observado (los 5 restantes tienen fecha objetivo posterior al último dato disponible en la serie histórica, feb-2026). Las métricas de exactitud se apoyan en esas 8 observaciones — una muestra pequeña, como advierte la propia memoria.</w:t>
+          <w:p>
+            <w:r>
+              <w:t>Solo 8 de los 13 meses del test hold-out tienen valor real observado (los 5 restantes tienen fecha objetivo posterior al último dato disponible en la serie histórica, feb-2026). Las métricas de exactitud se apoyan en esas 8 observaciones — una muestra pequeña, como advierte la propia memoria.</w:t>
             </w:r>
           </w:p>
         </w:tc>
       </w:tr>
-      <w:tr ns2:paraId="221304F4" ns2:textId="77777777">
+      <w:tr>
         <w:tc>
           <w:tcPr>
             <w:tcW w:w="3120" w:type="dxa"/>
@@ -3309,9 +3301,9 @@
               <w:right w:w="120" w:type="dxa"/>
             </w:tcMar>
           </w:tcPr>
-          <w:p ns2:paraId="26419EF2" ns2:textId="77777777">
-            <w:r>
-              <w:t xml:space="preserve">R² modesto en test</w:t>
+          <w:p>
+            <w:r>
+              <w:t>R² modesto en test</w:t>
             </w:r>
           </w:p>
         </w:tc>
@@ -3332,14 +3324,14 @@
               <w:right w:w="120" w:type="dxa"/>
             </w:tcMar>
           </w:tcPr>
-          <w:p ns2:paraId="3E7B7A63" ns2:textId="77777777">
-            <w:r>
-              <w:t xml:space="preserve">El R² de test (0,175) es bajo en términos absolutos, aunque coherente con una serie muy persistente donde el baseline de persistencia obtiene R² negativo (-2,91). El MAPE (0,74%) y la mejora relativa frente al baseline son las métricas más informativas para este caso, no el R².</w:t>
+          <w:p>
+            <w:r>
+              <w:t>El R² de test (0,175) es bajo en términos absolutos, aunque coherente con una serie muy persistente donde el baseline de persistencia obtiene R² negativo (-2,91). El MAPE (0,74%) y la mejora relativa frente al baseline son las métricas más informativas para este caso, no el R².</w:t>
             </w:r>
           </w:p>
         </w:tc>
       </w:tr>
-      <w:tr ns2:paraId="221304F4" ns2:textId="77777777">
+      <w:tr>
         <w:tc>
           <w:tcPr>
             <w:tcW w:w="3120" w:type="dxa"/>
@@ -3357,9 +3349,9 @@
               <w:right w:w="120" w:type="dxa"/>
             </w:tcMar>
           </w:tcPr>
-          <w:p ns2:paraId="26419EF2" ns2:textId="77777777">
-            <w:r>
-              <w:t xml:space="preserve">Reentrenamiento restringido al esquema fijo de 16 columnas</w:t>
+          <w:p>
+            <w:r>
+              <w:t>Reentrenamiento restringido al esquema fijo de 16 columnas</w:t>
             </w:r>
           </w:p>
         </w:tc>
@@ -3380,21 +3372,26 @@
               <w:right w:w="120" w:type="dxa"/>
             </w:tcMar>
           </w:tcPr>
-          <w:p ns2:paraId="3E7B7A63" ns2:textId="77777777">
-            <w:r>
-              <w:t xml:space="preserve">El código original del equipo de IA seleccionaba automáticamente cualquier columna numérica no excluida como feature al reentrenar. Este plugin restringe deliberadamente el reentrenamiento a las 16 columnas exactas del artefacto entregado, para evitar que un CSV de reentrenamiento introduzca columnas nuevas sin control. Por lo demás sigue el procedimiento original (splits por fecha, relleno de valores ausentes con 0 y evaluación en test frente a la persistencia); sobre el panel entregado el reentrenamiento reproduce el artefacto y las métricas de test de forma exacta.</w:t>
+          <w:p>
+            <w:r>
+              <w:t xml:space="preserve">El código original del equipo de IA seleccionaba automáticamente cualquier columna numérica no excluida como feature al reentrenar. Este plugin restringe deliberadamente el reentrenamiento a las 16 columnas exactas del artefacto entregado, para evitar que un CSV de reentrenamiento introduzca columnas nuevas sin control. Por lo demás sigue el procedimiento original (splits por fecha, relleno de valores ausentes con </w:t>
+            </w:r>
+            <w:r>
+              <w:lastRenderedPageBreak/>
+              <w:t>0 y evaluación en test frente a la persistencia); sobre el panel entregado el reentrenamiento reproduce el artefacto y las métricas de test de forma exacta.</w:t>
             </w:r>
           </w:p>
         </w:tc>
       </w:tr>
     </w:tbl>
-    <w:p ns2:paraId="23E22C97" ns2:textId="02183EA3">
+    <w:p>
       <w:pPr>
-        <w:pStyle w:val="Descripcin"/>
+        <w:pStyle w:val="Caption"/>
         <w:jc w:val="center"/>
       </w:pPr>
-      <w:bookmarkStart w:id="15" w:name="_Toc233977644"/>
+      <w:bookmarkStart w:id="10" w:name="_Toc233977644"/>
       <w:r>
+        <w:lastRenderedPageBreak/>
         <w:t xml:space="preserve">Tabla </w:t>
       </w:r>
       <w:fldSimple w:instr=" SEQ Tabla \* ARABIC ">
@@ -3408,45 +3405,44 @@
       <w:r>
         <w:t xml:space="preserve"> Limitaciones conocidas</w:t>
       </w:r>
-      <w:bookmarkEnd w:id="15"/>
+      <w:bookmarkEnd w:id="10"/>
     </w:p>
-    <w:p ns2:paraId="36D55773" ns2:textId="77777777">
+    <w:p>
       <w:pPr>
-        <w:pStyle w:val="Ttulo1"/>
+        <w:pStyle w:val="Heading1"/>
         <w:jc w:val="left"/>
       </w:pPr>
-      <w:bookmarkStart w:id="16" w:name="_Toc233977728"/>
+      <w:bookmarkStart w:id="11" w:name="_Toc233977728"/>
       <w:r>
         <w:t>6. Observaciones técnicas</w:t>
       </w:r>
-      <w:bookmarkEnd w:id="16"/>
+      <w:bookmarkEnd w:id="11"/>
     </w:p>
-    <w:p ns2:paraId="3188B244" ns2:textId="77777777">
+    <w:p>
       <w:pPr>
         <w:jc w:val="both"/>
       </w:pPr>
       <w:r>
-        <w:t xml:space="preserve">Solo CPU, sin GPU (regresión lineal regularizada sobre 16 features tabulares). Artefacto muy ligero (~3 KB). El artefacto se serializó con scikit-learn==1.8.0; cargarlo con otra versión genera avisos de compatibilidad (InconsistentVersionWarning) sin alterar el resultado numérico: con la versión desplegada en la plataforma (1.5.2) los 13 casos de test y las métricas oficiales se reproducen exactamente. No requiere conexión a red ni GPU en inferencia.</w:t>
+        <w:t>Solo CPU, sin GPU (regresión lineal regularizada sobre 16 features tabulares). Artefacto muy ligero (~3 KB). El artefacto se serializó con scikit-learn==1.8.0; cargarlo con otra versión genera avisos de compatibilidad (InconsistentVersionWarning) sin alterar el resultado numérico: con la versión desplegada en la plataforma (1.5.2) los 13 casos de test y las métricas oficiales se reproducen exactamente. No requiere conexión a red ni GPU en inferencia.</w:t>
       </w:r>
     </w:p>
-    <w:p ns2:paraId="642BAC39" ns2:textId="77777777"/>
-    <w:p ns2:paraId="6AE49187" ns2:textId="77777777"/>
-    <w:p ns2:paraId="3CCD1455" ns2:textId="77777777"/>
-    <w:p ns2:paraId="03DFC7FC" ns2:textId="77777777"/>
-    <w:p ns2:paraId="3E74D38E" ns2:textId="77777777"/>
-    <w:p ns2:paraId="0B8151BB" ns2:textId="77777777"/>
-    <w:p ns2:paraId="53E05546" ns2:textId="77777777"/>
-    <w:p ns2:paraId="7A7AF885" ns2:textId="77777777">
+    <w:p/>
+    <w:p/>
+    <w:p/>
+    <w:p/>
+    <w:p/>
+    <w:p/>
+    <w:p/>
+    <w:p>
       <w:pPr>
-        <w:pStyle w:val="Ttulo1"/>
+        <w:pStyle w:val="Heading1"/>
         <w:jc w:val="left"/>
       </w:pPr>
-      <w:bookmarkStart w:id="17" w:name="_Toc233977729"/>
+      <w:bookmarkStart w:id="12" w:name="_Toc233977729"/>
       <w:r>
-        <w:lastRenderedPageBreak/>
         <w:t>7. Fichero de prueba de referencia</w:t>
       </w:r>
-      <w:bookmarkEnd w:id="17"/>
+      <w:bookmarkEnd w:id="12"/>
     </w:p>
     <w:tbl>
       <w:tblPr>
@@ -3467,7 +3463,7 @@
         <w:gridCol w:w="2800"/>
         <w:gridCol w:w="6560"/>
       </w:tblGrid>
-      <w:tr ns2:paraId="7CCEFEF5" ns2:textId="77777777">
+      <w:tr>
         <w:tc>
           <w:tcPr>
             <w:tcW w:w="2800" w:type="dxa"/>
@@ -3485,7 +3481,7 @@
               <w:right w:w="120" w:type="dxa"/>
             </w:tcMar>
           </w:tcPr>
-          <w:p ns2:paraId="5A9D0325" ns2:textId="77777777">
+          <w:p>
             <w:r>
               <w:rPr>
                 <w:b/>
@@ -3515,14 +3511,22 @@
               <w:right w:w="120" w:type="dxa"/>
             </w:tcMar>
           </w:tcPr>
-          <w:p ns2:paraId="548E93F5" ns2:textId="77777777">
-            <w:r>
-              <w:t xml:space="preserve">data/splits/test/panel_test.csv (13 filas, enero 2025 - enero 2026)</w:t>
+          <w:p>
+            <w:pPr>
+              <w:rPr>
+                <w:lang w:val="en-US"/>
+              </w:rPr>
+            </w:pPr>
+            <w:r>
+              <w:rPr>
+                <w:lang w:val="en-US"/>
+              </w:rPr>
+              <w:t>data/splits/test/panel_test.csv (13 filas, enero 2025 - enero 2026)</w:t>
             </w:r>
           </w:p>
         </w:tc>
       </w:tr>
-      <w:tr ns2:paraId="183575F5" ns2:textId="77777777">
+      <w:tr>
         <w:tc>
           <w:tcPr>
             <w:tcW w:w="2800" w:type="dxa"/>
@@ -3540,7 +3544,7 @@
               <w:right w:w="120" w:type="dxa"/>
             </w:tcMar>
           </w:tcPr>
-          <w:p ns2:paraId="2C17FEDB" ns2:textId="77777777">
+          <w:p>
             <w:r>
               <w:rPr>
                 <w:b/>
@@ -3570,14 +3574,14 @@
               <w:right w:w="120" w:type="dxa"/>
             </w:tcMar>
           </w:tcPr>
-          <w:p ns2:paraId="2F98E928" ns2:textId="77777777">
-            <w:r>
-              <w:t xml:space="preserve">13 predicciones — 8 con valor real disponible (ene-ago 2025), 5 sin valor real aún (sep 2025-ene 2026, fecha objetivo posterior al último dato de la serie)</w:t>
+          <w:p>
+            <w:r>
+              <w:t>13 predicciones — 8 con valor real disponible (ene-ago 2025), 5 sin valor real aún (sep 2025-ene 2026, fecha objetivo posterior al último dato de la serie)</w:t>
             </w:r>
           </w:p>
         </w:tc>
       </w:tr>
-      <w:tr ns2:paraId="1BF4E262" ns2:textId="77777777">
+      <w:tr>
         <w:tc>
           <w:tcPr>
             <w:tcW w:w="2800" w:type="dxa"/>
@@ -3595,7 +3599,7 @@
               <w:right w:w="120" w:type="dxa"/>
             </w:tcMar>
           </w:tcPr>
-          <w:p ns2:paraId="55FAE3FC" ns2:textId="77777777">
+          <w:p>
             <w:r>
               <w:rPr>
                 <w:b/>
@@ -3625,20 +3629,20 @@
               <w:right w:w="120" w:type="dxa"/>
             </w:tcMar>
           </w:tcPr>
-          <w:p ns2:paraId="15092C4A" ns2:textId="77777777">
-            <w:r>
-              <w:t xml:space="preserve">predict inline sobre las 13 filas reproduce exactamente (diferencia 0,0) los 13 golden_cases del manifest, ejecutado contra el endpoint HTTP real del plugin integrado, no solo contra una llamada directa en Python</w:t>
+          <w:p>
+            <w:r>
+              <w:t>predict inline sobre las 13 filas reproduce exactamente (diferencia 0,0) los 13 golden_cases del manifest, ejecutado contra el endpoint HTTP real del plugin integrado, no solo contra una llamada directa en Python</w:t>
             </w:r>
           </w:p>
         </w:tc>
       </w:tr>
     </w:tbl>
-    <w:p ns2:paraId="3773E7D0" ns2:textId="48983DD0">
+    <w:p>
       <w:pPr>
-        <w:pStyle w:val="Descripcin"/>
+        <w:pStyle w:val="Caption"/>
         <w:jc w:val="center"/>
       </w:pPr>
-      <w:bookmarkStart w:id="18" w:name="_Toc233977645"/>
+      <w:bookmarkStart w:id="13" w:name="_Toc233977645"/>
       <w:r>
         <w:t xml:space="preserve">Tabla </w:t>
       </w:r>
@@ -3653,13 +3657,13 @@
       <w:r>
         <w:t xml:space="preserve"> Fichero de prueba de referencia</w:t>
       </w:r>
-      <w:bookmarkEnd w:id="18"/>
+      <w:bookmarkEnd w:id="13"/>
     </w:p>
     <w:sectPr>
-      <w:headerReference w:type="even" ns7:id="rId12"/>
-      <w:headerReference w:type="default" ns7:id="rId13"/>
-      <w:footerReference w:type="default" ns7:id="rId14"/>
-      <w:footerReference w:type="first" ns7:id="rId15"/>
+      <w:headerReference w:type="even" r:id="rId12"/>
+      <w:headerReference w:type="default" r:id="rId13"/>
+      <w:footerReference w:type="default" r:id="rId14"/>
+      <w:footerReference w:type="first" r:id="rId15"/>
       <w:pgSz w:w="11906" w:h="16838"/>
       <w:pgMar w:top="1417" w:right="1701" w:bottom="1417" w:left="1701" w:header="708" w:footer="708" w:gutter="0"/>
       <w:pgNumType w:start="1"/>
@@ -4412,7 +4416,7 @@
         <w:noProof/>
         <w:color w:val="000000"/>
       </w:rPr>
-      <w:t xml:space="preserve">2</w:t>
+      <w:t>2</w:t>
     </w:r>
     <w:r>
       <w:rPr>
@@ -4434,7 +4438,7 @@
         <w:rFonts w:ascii="Liberalisation sans narrow" w:eastAsia="Liberalisation sans narrow" w:hAnsi="Liberalisation sans narrow" w:cs="Liberalisation sans narrow"/>
         <w:color w:val="000000"/>
       </w:rPr>
-      <w:t xml:space="preserve">wine-ipi-price-forecast</w:t>
+      <w:t>wine-ipi-price-forecast</w:t>
     </w:r>
     <w:proofErr w:type="spellEnd"/>
     <w:r>
@@ -4990,11 +4994,11 @@
     <w:name w:val="Normal"/>
     <w:qFormat/>
   </w:style>
-  <w:style w:type="paragraph" w:styleId="Ttulo1">
+  <w:style w:type="paragraph" w:styleId="Heading1">
     <w:name w:val="heading 1"/>
     <w:basedOn w:val="Normal"/>
     <w:next w:val="Normal"/>
-    <w:link w:val="Ttulo1Car"/>
+    <w:link w:val="Heading1Char"/>
     <w:uiPriority w:val="9"/>
     <w:qFormat/>
     <w:pPr>
@@ -5012,11 +5016,11 @@
       <w:szCs w:val="36"/>
     </w:rPr>
   </w:style>
-  <w:style w:type="paragraph" w:styleId="Ttulo2">
+  <w:style w:type="paragraph" w:styleId="Heading2">
     <w:name w:val="heading 2"/>
     <w:basedOn w:val="Normal"/>
     <w:next w:val="Normal"/>
-    <w:link w:val="Ttulo2Car"/>
+    <w:link w:val="Heading2Char"/>
     <w:uiPriority w:val="9"/>
     <w:semiHidden/>
     <w:unhideWhenUsed/>
@@ -5035,11 +5039,11 @@
       <w:szCs w:val="32"/>
     </w:rPr>
   </w:style>
-  <w:style w:type="paragraph" w:styleId="Ttulo3">
+  <w:style w:type="paragraph" w:styleId="Heading3">
     <w:name w:val="heading 3"/>
     <w:basedOn w:val="Normal"/>
     <w:next w:val="Normal"/>
-    <w:link w:val="Ttulo3Car"/>
+    <w:link w:val="Heading3Char"/>
     <w:uiPriority w:val="9"/>
     <w:semiHidden/>
     <w:unhideWhenUsed/>
@@ -5058,11 +5062,11 @@
       <w:szCs w:val="28"/>
     </w:rPr>
   </w:style>
-  <w:style w:type="paragraph" w:styleId="Ttulo4">
+  <w:style w:type="paragraph" w:styleId="Heading4">
     <w:name w:val="heading 4"/>
     <w:basedOn w:val="Normal"/>
     <w:next w:val="Normal"/>
-    <w:link w:val="Ttulo4Car"/>
+    <w:link w:val="Heading4Char"/>
     <w:uiPriority w:val="9"/>
     <w:semiHidden/>
     <w:unhideWhenUsed/>
@@ -5081,11 +5085,11 @@
       <w:szCs w:val="24"/>
     </w:rPr>
   </w:style>
-  <w:style w:type="paragraph" w:styleId="Ttulo5">
+  <w:style w:type="paragraph" w:styleId="Heading5">
     <w:name w:val="heading 5"/>
     <w:basedOn w:val="Normal"/>
     <w:next w:val="Normal"/>
-    <w:link w:val="Ttulo5Car"/>
+    <w:link w:val="Heading5Char"/>
     <w:uiPriority w:val="9"/>
     <w:semiHidden/>
     <w:unhideWhenUsed/>
@@ -5103,11 +5107,11 @@
       <w:color w:val="284546"/>
     </w:rPr>
   </w:style>
-  <w:style w:type="paragraph" w:styleId="Ttulo6">
+  <w:style w:type="paragraph" w:styleId="Heading6">
     <w:name w:val="heading 6"/>
     <w:basedOn w:val="Normal"/>
     <w:next w:val="Normal"/>
-    <w:link w:val="Ttulo6Car"/>
+    <w:link w:val="Heading6Char"/>
     <w:uiPriority w:val="9"/>
     <w:semiHidden/>
     <w:unhideWhenUsed/>
@@ -5127,11 +5131,11 @@
       <w:color w:val="1B2E2F"/>
     </w:rPr>
   </w:style>
-  <w:style w:type="paragraph" w:styleId="Ttulo7">
+  <w:style w:type="paragraph" w:styleId="Heading7">
     <w:name w:val="heading 7"/>
     <w:basedOn w:val="Normal"/>
     <w:next w:val="Normal"/>
-    <w:link w:val="Ttulo7Car"/>
+    <w:link w:val="Heading7Char"/>
     <w:uiPriority w:val="9"/>
     <w:unhideWhenUsed/>
     <w:qFormat/>
@@ -5149,11 +5153,11 @@
       <w:color w:val="1B2E2E" w:themeColor="accent1" w:themeShade="80"/>
     </w:rPr>
   </w:style>
-  <w:style w:type="paragraph" w:styleId="Ttulo8">
+  <w:style w:type="paragraph" w:styleId="Heading8">
     <w:name w:val="heading 8"/>
     <w:basedOn w:val="Normal"/>
     <w:next w:val="Normal"/>
-    <w:link w:val="Ttulo8Car"/>
+    <w:link w:val="Heading8Char"/>
     <w:uiPriority w:val="9"/>
     <w:unhideWhenUsed/>
     <w:qFormat/>
@@ -5173,11 +5177,11 @@
       <w:color w:val="1B2E2E" w:themeColor="accent1" w:themeShade="80"/>
     </w:rPr>
   </w:style>
-  <w:style w:type="paragraph" w:styleId="Ttulo9">
+  <w:style w:type="paragraph" w:styleId="Heading9">
     <w:name w:val="heading 9"/>
     <w:basedOn w:val="Normal"/>
     <w:next w:val="Normal"/>
-    <w:link w:val="Ttulo9Car"/>
+    <w:link w:val="Heading9Char"/>
     <w:uiPriority w:val="9"/>
     <w:semiHidden/>
     <w:unhideWhenUsed/>
@@ -5196,12 +5200,13 @@
       <w:color w:val="1B2E2E" w:themeColor="accent1" w:themeShade="80"/>
     </w:rPr>
   </w:style>
-  <w:style w:type="character" w:default="1" w:styleId="Fuentedeprrafopredeter">
+  <w:style w:type="character" w:default="1" w:styleId="DefaultParagraphFont">
     <w:name w:val="Default Paragraph Font"/>
     <w:uiPriority w:val="1"/>
+    <w:semiHidden/>
     <w:unhideWhenUsed/>
   </w:style>
-  <w:style w:type="table" w:default="1" w:styleId="Tablanormal">
+  <w:style w:type="table" w:default="1" w:styleId="TableNormal">
     <w:name w:val="Normal Table"/>
     <w:uiPriority w:val="99"/>
     <w:semiHidden/>
@@ -5216,13 +5221,13 @@
       </w:tblCellMar>
     </w:tblPr>
   </w:style>
-  <w:style w:type="numbering" w:default="1" w:styleId="Sinlista">
+  <w:style w:type="numbering" w:default="1" w:styleId="NoList">
     <w:name w:val="No List"/>
     <w:uiPriority w:val="99"/>
     <w:semiHidden/>
     <w:unhideWhenUsed/>
   </w:style>
-  <w:style w:type="table" w:customStyle="1" w:styleId="TableNormal">
+  <w:style w:type="table" w:customStyle="1" w:styleId="TableNormal0">
     <w:name w:val="TableNormal"/>
     <w:tblPr>
       <w:tblCellMar>
@@ -5233,11 +5238,11 @@
       </w:tblCellMar>
     </w:tblPr>
   </w:style>
-  <w:style w:type="paragraph" w:styleId="Ttulo">
+  <w:style w:type="paragraph" w:styleId="Title">
     <w:name w:val="Title"/>
     <w:basedOn w:val="Normal"/>
     <w:next w:val="Normal"/>
-    <w:link w:val="TtuloCar"/>
+    <w:link w:val="TitleChar"/>
     <w:uiPriority w:val="10"/>
     <w:qFormat/>
     <w:pPr>
@@ -5252,10 +5257,10 @@
       <w:szCs w:val="72"/>
     </w:rPr>
   </w:style>
-  <w:style w:type="character" w:customStyle="1" w:styleId="Ttulo1Car">
-    <w:name w:val="Título 1 Car"/>
-    <w:basedOn w:val="Fuentedeprrafopredeter"/>
-    <w:link w:val="Ttulo1"/>
+  <w:style w:type="character" w:customStyle="1" w:styleId="Heading1Char">
+    <w:name w:val="Heading 1 Char"/>
+    <w:basedOn w:val="DefaultParagraphFont"/>
+    <w:link w:val="Heading1"/>
     <w:uiPriority w:val="9"/>
     <w:rsid w:val="00AB39A2"/>
     <w:rPr>
@@ -5265,10 +5270,10 @@
       <w:szCs w:val="36"/>
     </w:rPr>
   </w:style>
-  <w:style w:type="character" w:customStyle="1" w:styleId="Ttulo2Car">
-    <w:name w:val="Título 2 Car"/>
-    <w:basedOn w:val="Fuentedeprrafopredeter"/>
-    <w:link w:val="Ttulo2"/>
+  <w:style w:type="character" w:customStyle="1" w:styleId="Heading2Char">
+    <w:name w:val="Heading 2 Char"/>
+    <w:basedOn w:val="DefaultParagraphFont"/>
+    <w:link w:val="Heading2"/>
     <w:uiPriority w:val="9"/>
     <w:rsid w:val="00AB39A2"/>
     <w:rPr>
@@ -5278,10 +5283,10 @@
       <w:szCs w:val="32"/>
     </w:rPr>
   </w:style>
-  <w:style w:type="character" w:customStyle="1" w:styleId="Ttulo3Car">
-    <w:name w:val="Título 3 Car"/>
-    <w:basedOn w:val="Fuentedeprrafopredeter"/>
-    <w:link w:val="Ttulo3"/>
+  <w:style w:type="character" w:customStyle="1" w:styleId="Heading3Char">
+    <w:name w:val="Heading 3 Char"/>
+    <w:basedOn w:val="DefaultParagraphFont"/>
+    <w:link w:val="Heading3"/>
     <w:uiPriority w:val="9"/>
     <w:rsid w:val="00AB39A2"/>
     <w:rPr>
@@ -5291,10 +5296,10 @@
       <w:szCs w:val="28"/>
     </w:rPr>
   </w:style>
-  <w:style w:type="character" w:customStyle="1" w:styleId="Ttulo4Car">
-    <w:name w:val="Título 4 Car"/>
-    <w:basedOn w:val="Fuentedeprrafopredeter"/>
-    <w:link w:val="Ttulo4"/>
+  <w:style w:type="character" w:customStyle="1" w:styleId="Heading4Char">
+    <w:name w:val="Heading 4 Char"/>
+    <w:basedOn w:val="DefaultParagraphFont"/>
+    <w:link w:val="Heading4"/>
     <w:uiPriority w:val="9"/>
     <w:rsid w:val="00AB39A2"/>
     <w:rPr>
@@ -5304,10 +5309,10 @@
       <w:szCs w:val="24"/>
     </w:rPr>
   </w:style>
-  <w:style w:type="character" w:customStyle="1" w:styleId="Ttulo5Car">
-    <w:name w:val="Título 5 Car"/>
-    <w:basedOn w:val="Fuentedeprrafopredeter"/>
-    <w:link w:val="Ttulo5"/>
+  <w:style w:type="character" w:customStyle="1" w:styleId="Heading5Char">
+    <w:name w:val="Heading 5 Char"/>
+    <w:basedOn w:val="DefaultParagraphFont"/>
+    <w:link w:val="Heading5"/>
     <w:uiPriority w:val="9"/>
     <w:rsid w:val="00AB39A2"/>
     <w:rPr>
@@ -5316,10 +5321,10 @@
       <w:color w:val="284546" w:themeColor="accent1" w:themeShade="BF"/>
     </w:rPr>
   </w:style>
-  <w:style w:type="character" w:customStyle="1" w:styleId="Ttulo6Car">
-    <w:name w:val="Título 6 Car"/>
-    <w:basedOn w:val="Fuentedeprrafopredeter"/>
-    <w:link w:val="Ttulo6"/>
+  <w:style w:type="character" w:customStyle="1" w:styleId="Heading6Char">
+    <w:name w:val="Heading 6 Char"/>
+    <w:basedOn w:val="DefaultParagraphFont"/>
+    <w:link w:val="Heading6"/>
     <w:uiPriority w:val="9"/>
     <w:rsid w:val="00AB39A2"/>
     <w:rPr>
@@ -5330,10 +5335,10 @@
       <w:color w:val="1B2E2E" w:themeColor="accent1" w:themeShade="80"/>
     </w:rPr>
   </w:style>
-  <w:style w:type="character" w:customStyle="1" w:styleId="Ttulo7Car">
-    <w:name w:val="Título 7 Car"/>
-    <w:basedOn w:val="Fuentedeprrafopredeter"/>
-    <w:link w:val="Ttulo7"/>
+  <w:style w:type="character" w:customStyle="1" w:styleId="Heading7Char">
+    <w:name w:val="Heading 7 Char"/>
+    <w:basedOn w:val="DefaultParagraphFont"/>
+    <w:link w:val="Heading7"/>
     <w:uiPriority w:val="9"/>
     <w:rsid w:val="00AB39A2"/>
     <w:rPr>
@@ -5343,10 +5348,10 @@
       <w:color w:val="1B2E2E" w:themeColor="accent1" w:themeShade="80"/>
     </w:rPr>
   </w:style>
-  <w:style w:type="character" w:customStyle="1" w:styleId="Ttulo8Car">
-    <w:name w:val="Título 8 Car"/>
-    <w:basedOn w:val="Fuentedeprrafopredeter"/>
-    <w:link w:val="Ttulo8"/>
+  <w:style w:type="character" w:customStyle="1" w:styleId="Heading8Char">
+    <w:name w:val="Heading 8 Char"/>
+    <w:basedOn w:val="DefaultParagraphFont"/>
+    <w:link w:val="Heading8"/>
     <w:uiPriority w:val="9"/>
     <w:rsid w:val="00AB39A2"/>
     <w:rPr>
@@ -5358,10 +5363,10 @@
       <w:color w:val="1B2E2E" w:themeColor="accent1" w:themeShade="80"/>
     </w:rPr>
   </w:style>
-  <w:style w:type="character" w:customStyle="1" w:styleId="Ttulo9Car">
-    <w:name w:val="Título 9 Car"/>
-    <w:basedOn w:val="Fuentedeprrafopredeter"/>
-    <w:link w:val="Ttulo9"/>
+  <w:style w:type="character" w:customStyle="1" w:styleId="Heading9Char">
+    <w:name w:val="Heading 9 Char"/>
+    <w:basedOn w:val="DefaultParagraphFont"/>
+    <w:link w:val="Heading9"/>
     <w:uiPriority w:val="9"/>
     <w:semiHidden/>
     <w:rsid w:val="00AB39A2"/>
@@ -5372,11 +5377,11 @@
       <w:color w:val="1B2E2E" w:themeColor="accent1" w:themeShade="80"/>
     </w:rPr>
   </w:style>
-  <w:style w:type="paragraph" w:styleId="Descripcin">
+  <w:style w:type="paragraph" w:styleId="Caption">
     <w:name w:val="caption"/>
     <w:basedOn w:val="Normal"/>
     <w:next w:val="Normal"/>
-    <w:link w:val="DescripcinCar"/>
+    <w:link w:val="CaptionChar"/>
     <w:unhideWhenUsed/>
     <w:qFormat/>
     <w:rsid w:val="00AB39A2"/>
@@ -5390,10 +5395,10 @@
       <w:color w:val="739A8A" w:themeColor="text2"/>
     </w:rPr>
   </w:style>
-  <w:style w:type="character" w:customStyle="1" w:styleId="TtuloCar">
-    <w:name w:val="Título Car"/>
-    <w:basedOn w:val="Fuentedeprrafopredeter"/>
-    <w:link w:val="Ttulo"/>
+  <w:style w:type="character" w:customStyle="1" w:styleId="TitleChar">
+    <w:name w:val="Title Char"/>
+    <w:basedOn w:val="DefaultParagraphFont"/>
+    <w:link w:val="Title"/>
     <w:uiPriority w:val="10"/>
     <w:rsid w:val="00AB39A2"/>
     <w:rPr>
@@ -5405,10 +5410,10 @@
       <w:szCs w:val="72"/>
     </w:rPr>
   </w:style>
-  <w:style w:type="character" w:customStyle="1" w:styleId="SubttuloCar">
-    <w:name w:val="Subtítulo Car"/>
-    <w:basedOn w:val="Fuentedeprrafopredeter"/>
-    <w:link w:val="Subttulo"/>
+  <w:style w:type="character" w:customStyle="1" w:styleId="SubtitleChar">
+    <w:name w:val="Subtitle Char"/>
+    <w:basedOn w:val="DefaultParagraphFont"/>
+    <w:link w:val="Subtitle"/>
     <w:uiPriority w:val="11"/>
     <w:rsid w:val="00AB39A2"/>
     <w:rPr>
@@ -5418,9 +5423,9 @@
       <w:szCs w:val="28"/>
     </w:rPr>
   </w:style>
-  <w:style w:type="character" w:styleId="Fuerte">
+  <w:style w:type="character" w:styleId="Strong">
     <w:name w:val="Strong"/>
-    <w:basedOn w:val="Fuentedeprrafopredeter"/>
+    <w:basedOn w:val="DefaultParagraphFont"/>
     <w:uiPriority w:val="22"/>
     <w:qFormat/>
     <w:rsid w:val="00AB39A2"/>
@@ -5429,9 +5434,9 @@
       <w:bCs/>
     </w:rPr>
   </w:style>
-  <w:style w:type="character" w:styleId="nfasis">
+  <w:style w:type="character" w:styleId="Emphasis">
     <w:name w:val="Emphasis"/>
-    <w:basedOn w:val="Fuentedeprrafopredeter"/>
+    <w:basedOn w:val="DefaultParagraphFont"/>
     <w:uiPriority w:val="20"/>
     <w:qFormat/>
     <w:rsid w:val="00AB39A2"/>
@@ -5440,7 +5445,7 @@
       <w:iCs/>
     </w:rPr>
   </w:style>
-  <w:style w:type="paragraph" w:styleId="Sinespaciado">
+  <w:style w:type="paragraph" w:styleId="NoSpacing">
     <w:name w:val="No Spacing"/>
     <w:uiPriority w:val="1"/>
     <w:qFormat/>
@@ -5449,11 +5454,11 @@
       <w:spacing w:after="0" w:line="240" w:lineRule="auto"/>
     </w:pPr>
   </w:style>
-  <w:style w:type="paragraph" w:styleId="Cita">
+  <w:style w:type="paragraph" w:styleId="Quote">
     <w:name w:val="Quote"/>
     <w:basedOn w:val="Normal"/>
     <w:next w:val="Normal"/>
-    <w:link w:val="CitaCar"/>
+    <w:link w:val="QuoteChar"/>
     <w:uiPriority w:val="29"/>
     <w:qFormat/>
     <w:rsid w:val="00AB39A2"/>
@@ -5467,10 +5472,10 @@
       <w:szCs w:val="24"/>
     </w:rPr>
   </w:style>
-  <w:style w:type="character" w:customStyle="1" w:styleId="CitaCar">
-    <w:name w:val="Cita Car"/>
-    <w:basedOn w:val="Fuentedeprrafopredeter"/>
-    <w:link w:val="Cita"/>
+  <w:style w:type="character" w:customStyle="1" w:styleId="QuoteChar">
+    <w:name w:val="Quote Char"/>
+    <w:basedOn w:val="DefaultParagraphFont"/>
+    <w:link w:val="Quote"/>
     <w:uiPriority w:val="29"/>
     <w:rsid w:val="00AB39A2"/>
     <w:rPr>
@@ -5479,11 +5484,11 @@
       <w:szCs w:val="24"/>
     </w:rPr>
   </w:style>
-  <w:style w:type="paragraph" w:styleId="Citadestacada">
+  <w:style w:type="paragraph" w:styleId="IntenseQuote">
     <w:name w:val="Intense Quote"/>
     <w:basedOn w:val="Normal"/>
     <w:next w:val="Normal"/>
-    <w:link w:val="CitadestacadaCar"/>
+    <w:link w:val="IntenseQuoteChar"/>
     <w:uiPriority w:val="30"/>
     <w:qFormat/>
     <w:rsid w:val="00AB39A2"/>
@@ -5500,10 +5505,10 @@
       <w:szCs w:val="32"/>
     </w:rPr>
   </w:style>
-  <w:style w:type="character" w:customStyle="1" w:styleId="CitadestacadaCar">
-    <w:name w:val="Cita destacada Car"/>
-    <w:basedOn w:val="Fuentedeprrafopredeter"/>
-    <w:link w:val="Citadestacada"/>
+  <w:style w:type="character" w:customStyle="1" w:styleId="IntenseQuoteChar">
+    <w:name w:val="Intense Quote Char"/>
+    <w:basedOn w:val="DefaultParagraphFont"/>
+    <w:link w:val="IntenseQuote"/>
     <w:uiPriority w:val="30"/>
     <w:rsid w:val="00AB39A2"/>
     <w:rPr>
@@ -5514,9 +5519,9 @@
       <w:szCs w:val="32"/>
     </w:rPr>
   </w:style>
-  <w:style w:type="character" w:styleId="nfasissutil">
+  <w:style w:type="character" w:styleId="SubtleEmphasis">
     <w:name w:val="Subtle Emphasis"/>
-    <w:basedOn w:val="Fuentedeprrafopredeter"/>
+    <w:basedOn w:val="DefaultParagraphFont"/>
     <w:uiPriority w:val="19"/>
     <w:qFormat/>
     <w:rsid w:val="00AB39A2"/>
@@ -5526,9 +5531,9 @@
       <w:color w:val="A3BDB2" w:themeColor="text1" w:themeTint="A6"/>
     </w:rPr>
   </w:style>
-  <w:style w:type="character" w:styleId="nfasisintenso">
+  <w:style w:type="character" w:styleId="IntenseEmphasis">
     <w:name w:val="Intense Emphasis"/>
-    <w:basedOn w:val="Fuentedeprrafopredeter"/>
+    <w:basedOn w:val="DefaultParagraphFont"/>
     <w:uiPriority w:val="21"/>
     <w:qFormat/>
     <w:rsid w:val="00AB39A2"/>
@@ -5539,9 +5544,9 @@
       <w:iCs/>
     </w:rPr>
   </w:style>
-  <w:style w:type="character" w:styleId="Referenciasutil">
+  <w:style w:type="character" w:styleId="SubtleReference">
     <w:name w:val="Subtle Reference"/>
-    <w:basedOn w:val="Fuentedeprrafopredeter"/>
+    <w:basedOn w:val="DefaultParagraphFont"/>
     <w:uiPriority w:val="31"/>
     <w:qFormat/>
     <w:rsid w:val="00AB39A2"/>
@@ -5552,9 +5557,9 @@
       <w:bdr w:val="none" w:sz="0" w:space="0" w:color="auto"/>
     </w:rPr>
   </w:style>
-  <w:style w:type="character" w:styleId="Referenciaintensa">
+  <w:style w:type="character" w:styleId="IntenseReference">
     <w:name w:val="Intense Reference"/>
-    <w:basedOn w:val="Fuentedeprrafopredeter"/>
+    <w:basedOn w:val="DefaultParagraphFont"/>
     <w:uiPriority w:val="32"/>
     <w:qFormat/>
     <w:rsid w:val="00AB39A2"/>
@@ -5566,9 +5571,9 @@
       <w:u w:val="single"/>
     </w:rPr>
   </w:style>
-  <w:style w:type="character" w:styleId="Ttulodellibro">
+  <w:style w:type="character" w:styleId="BookTitle">
     <w:name w:val="Book Title"/>
-    <w:basedOn w:val="Fuentedeprrafopredeter"/>
+    <w:basedOn w:val="DefaultParagraphFont"/>
     <w:uiPriority w:val="33"/>
     <w:qFormat/>
     <w:rsid w:val="00AB39A2"/>
@@ -5579,9 +5584,9 @@
       <w:spacing w:val="10"/>
     </w:rPr>
   </w:style>
-  <w:style w:type="paragraph" w:styleId="TtuloTDC">
+  <w:style w:type="paragraph" w:styleId="TOCHeading">
     <w:name w:val="TOC Heading"/>
-    <w:basedOn w:val="Ttulo1"/>
+    <w:basedOn w:val="Heading1"/>
     <w:next w:val="Normal"/>
     <w:uiPriority w:val="39"/>
     <w:unhideWhenUsed/>
@@ -5591,10 +5596,10 @@
       <w:outlineLvl w:val="9"/>
     </w:pPr>
   </w:style>
-  <w:style w:type="paragraph" w:styleId="Encabezado">
+  <w:style w:type="paragraph" w:styleId="Header">
     <w:name w:val="header"/>
     <w:basedOn w:val="Normal"/>
-    <w:link w:val="EncabezadoCar"/>
+    <w:link w:val="HeaderChar"/>
     <w:uiPriority w:val="99"/>
     <w:unhideWhenUsed/>
     <w:rsid w:val="00171F5E"/>
@@ -5606,17 +5611,17 @@
       <w:spacing w:after="0" w:line="240" w:lineRule="auto"/>
     </w:pPr>
   </w:style>
-  <w:style w:type="character" w:customStyle="1" w:styleId="EncabezadoCar">
-    <w:name w:val="Encabezado Car"/>
-    <w:basedOn w:val="Fuentedeprrafopredeter"/>
-    <w:link w:val="Encabezado"/>
+  <w:style w:type="character" w:customStyle="1" w:styleId="HeaderChar">
+    <w:name w:val="Header Char"/>
+    <w:basedOn w:val="DefaultParagraphFont"/>
+    <w:link w:val="Header"/>
     <w:uiPriority w:val="99"/>
     <w:rsid w:val="00171F5E"/>
   </w:style>
-  <w:style w:type="paragraph" w:styleId="Piedepgina">
+  <w:style w:type="paragraph" w:styleId="Footer">
     <w:name w:val="footer"/>
     <w:basedOn w:val="Normal"/>
-    <w:link w:val="PiedepginaCar"/>
+    <w:link w:val="FooterChar"/>
     <w:uiPriority w:val="99"/>
     <w:unhideWhenUsed/>
     <w:rsid w:val="00171F5E"/>
@@ -5628,14 +5633,14 @@
       <w:spacing w:after="0" w:line="240" w:lineRule="auto"/>
     </w:pPr>
   </w:style>
-  <w:style w:type="character" w:customStyle="1" w:styleId="PiedepginaCar">
-    <w:name w:val="Pie de página Car"/>
-    <w:basedOn w:val="Fuentedeprrafopredeter"/>
-    <w:link w:val="Piedepgina"/>
+  <w:style w:type="character" w:customStyle="1" w:styleId="FooterChar">
+    <w:name w:val="Footer Char"/>
+    <w:basedOn w:val="DefaultParagraphFont"/>
+    <w:link w:val="Footer"/>
     <w:uiPriority w:val="99"/>
     <w:rsid w:val="00171F5E"/>
   </w:style>
-  <w:style w:type="paragraph" w:styleId="TDC1">
+  <w:style w:type="paragraph" w:styleId="TOC1">
     <w:name w:val="toc 1"/>
     <w:basedOn w:val="Normal"/>
     <w:next w:val="Normal"/>
@@ -5647,7 +5652,7 @@
       <w:spacing w:after="100"/>
     </w:pPr>
   </w:style>
-  <w:style w:type="paragraph" w:styleId="TDC2">
+  <w:style w:type="paragraph" w:styleId="TOC2">
     <w:name w:val="toc 2"/>
     <w:basedOn w:val="Normal"/>
     <w:next w:val="Normal"/>
@@ -5664,7 +5669,7 @@
       <w:ind w:left="220"/>
     </w:pPr>
   </w:style>
-  <w:style w:type="paragraph" w:styleId="TDC3">
+  <w:style w:type="paragraph" w:styleId="TOC3">
     <w:name w:val="toc 3"/>
     <w:basedOn w:val="Normal"/>
     <w:next w:val="Normal"/>
@@ -5678,10 +5683,10 @@
       <w:ind w:left="440"/>
     </w:pPr>
   </w:style>
-  <w:style w:type="paragraph" w:styleId="Textonotapie">
+  <w:style w:type="paragraph" w:styleId="FootnoteText">
     <w:name w:val="footnote text"/>
     <w:basedOn w:val="Normal"/>
-    <w:link w:val="TextonotapieCar"/>
+    <w:link w:val="FootnoteTextChar"/>
     <w:uiPriority w:val="99"/>
     <w:semiHidden/>
     <w:unhideWhenUsed/>
@@ -5694,10 +5699,10 @@
       <w:szCs w:val="20"/>
     </w:rPr>
   </w:style>
-  <w:style w:type="character" w:customStyle="1" w:styleId="TextonotapieCar">
-    <w:name w:val="Texto nota pie Car"/>
-    <w:basedOn w:val="Fuentedeprrafopredeter"/>
-    <w:link w:val="Textonotapie"/>
+  <w:style w:type="character" w:customStyle="1" w:styleId="FootnoteTextChar">
+    <w:name w:val="Footnote Text Char"/>
+    <w:basedOn w:val="DefaultParagraphFont"/>
+    <w:link w:val="FootnoteText"/>
     <w:uiPriority w:val="99"/>
     <w:semiHidden/>
     <w:rsid w:val="00C81877"/>
@@ -5706,10 +5711,10 @@
       <w:szCs w:val="20"/>
     </w:rPr>
   </w:style>
-  <w:style w:type="paragraph" w:styleId="Textocomentario">
+  <w:style w:type="paragraph" w:styleId="CommentText">
     <w:name w:val="annotation text"/>
     <w:basedOn w:val="Normal"/>
-    <w:link w:val="TextocomentarioCar"/>
+    <w:link w:val="CommentTextChar"/>
     <w:uiPriority w:val="99"/>
     <w:semiHidden/>
     <w:unhideWhenUsed/>
@@ -5726,10 +5731,10 @@
       <w:lang w:val="en-US"/>
     </w:rPr>
   </w:style>
-  <w:style w:type="character" w:customStyle="1" w:styleId="TextocomentarioCar">
-    <w:name w:val="Texto comentario Car"/>
-    <w:basedOn w:val="Fuentedeprrafopredeter"/>
-    <w:link w:val="Textocomentario"/>
+  <w:style w:type="character" w:customStyle="1" w:styleId="CommentTextChar">
+    <w:name w:val="Comment Text Char"/>
+    <w:basedOn w:val="DefaultParagraphFont"/>
+    <w:link w:val="CommentText"/>
     <w:uiPriority w:val="99"/>
     <w:semiHidden/>
     <w:rsid w:val="00C81877"/>
@@ -5740,7 +5745,7 @@
       <w:lang w:val="en-US"/>
     </w:rPr>
   </w:style>
-  <w:style w:type="character" w:styleId="Refdenotaalpie">
+  <w:style w:type="character" w:styleId="FootnoteReference">
     <w:name w:val="footnote reference"/>
     <w:uiPriority w:val="99"/>
     <w:semiHidden/>
@@ -5750,9 +5755,9 @@
       <w:vertAlign w:val="superscript"/>
     </w:rPr>
   </w:style>
-  <w:style w:type="character" w:styleId="Refdecomentario">
+  <w:style w:type="character" w:styleId="CommentReference">
     <w:name w:val="annotation reference"/>
-    <w:basedOn w:val="Fuentedeprrafopredeter"/>
+    <w:basedOn w:val="DefaultParagraphFont"/>
     <w:uiPriority w:val="99"/>
     <w:semiHidden/>
     <w:unhideWhenUsed/>
@@ -5762,9 +5767,9 @@
       <w:szCs w:val="16"/>
     </w:rPr>
   </w:style>
-  <w:style w:type="character" w:styleId="Hipervnculo">
+  <w:style w:type="character" w:styleId="Hyperlink">
     <w:name w:val="Hyperlink"/>
-    <w:basedOn w:val="Fuentedeprrafopredeter"/>
+    <w:basedOn w:val="DefaultParagraphFont"/>
     <w:uiPriority w:val="99"/>
     <w:unhideWhenUsed/>
     <w:rsid w:val="00C81877"/>
@@ -5773,9 +5778,9 @@
       <w:u w:val="single"/>
     </w:rPr>
   </w:style>
-  <w:style w:type="character" w:styleId="Mencinsinresolver">
+  <w:style w:type="character" w:styleId="UnresolvedMention">
     <w:name w:val="Unresolved Mention"/>
-    <w:basedOn w:val="Fuentedeprrafopredeter"/>
+    <w:basedOn w:val="DefaultParagraphFont"/>
     <w:uiPriority w:val="99"/>
     <w:semiHidden/>
     <w:unhideWhenUsed/>
@@ -5785,9 +5790,9 @@
       <w:shd w:val="clear" w:color="auto" w:fill="E1DFDD"/>
     </w:rPr>
   </w:style>
-  <w:style w:type="table" w:styleId="Tablaconcuadrcula">
+  <w:style w:type="table" w:styleId="TableGrid">
     <w:name w:val="Table Grid"/>
-    <w:basedOn w:val="Tablanormal"/>
+    <w:basedOn w:val="TableNormal"/>
     <w:uiPriority w:val="39"/>
     <w:rsid w:val="00292DEB"/>
     <w:pPr>
@@ -5811,7 +5816,7 @@
       </w:tblBorders>
     </w:tblPr>
   </w:style>
-  <w:style w:type="paragraph" w:styleId="Tabladeilustraciones">
+  <w:style w:type="paragraph" w:styleId="TableofFigures">
     <w:name w:val="table of figures"/>
     <w:basedOn w:val="Normal"/>
     <w:next w:val="Normal"/>
@@ -5829,10 +5834,10 @@
       <w:lang w:val="en-US"/>
     </w:rPr>
   </w:style>
-  <w:style w:type="character" w:customStyle="1" w:styleId="DescripcinCar">
-    <w:name w:val="Descripción Car"/>
-    <w:basedOn w:val="Fuentedeprrafopredeter"/>
-    <w:link w:val="Descripcin"/>
+  <w:style w:type="character" w:customStyle="1" w:styleId="CaptionChar">
+    <w:name w:val="Caption Char"/>
+    <w:basedOn w:val="DefaultParagraphFont"/>
+    <w:link w:val="Caption"/>
     <w:locked/>
     <w:rsid w:val="00CE62B2"/>
     <w:rPr>
@@ -5842,11 +5847,11 @@
       <w:color w:val="739A8A" w:themeColor="text2"/>
     </w:rPr>
   </w:style>
-  <w:style w:type="paragraph" w:styleId="Subttulo">
+  <w:style w:type="paragraph" w:styleId="Subtitle">
     <w:name w:val="Subtitle"/>
     <w:basedOn w:val="Normal"/>
     <w:next w:val="Normal"/>
-    <w:link w:val="SubttuloCar"/>
+    <w:link w:val="SubtitleChar"/>
     <w:uiPriority w:val="11"/>
     <w:qFormat/>
     <w:pPr>
@@ -5861,7 +5866,7 @@
     </w:rPr>
   </w:style>
   <w:style w:type="table" w:customStyle="1" w:styleId="a">
-    <w:basedOn w:val="Tablanormal"/>
+    <w:basedOn w:val="TableNormal"/>
     <w:pPr>
       <w:spacing w:after="0" w:line="240" w:lineRule="auto"/>
     </w:pPr>
@@ -5877,7 +5882,7 @@
     </w:tblPr>
   </w:style>
   <w:style w:type="table" w:customStyle="1" w:styleId="a0">
-    <w:basedOn w:val="Tablanormal"/>
+    <w:basedOn w:val="TableNormal"/>
     <w:pPr>
       <w:spacing w:after="0" w:line="240" w:lineRule="auto"/>
     </w:pPr>
@@ -5893,7 +5898,7 @@
     </w:tblPr>
   </w:style>
   <w:style w:type="table" w:customStyle="1" w:styleId="a1">
-    <w:basedOn w:val="Tablanormal"/>
+    <w:basedOn w:val="TableNormal"/>
     <w:pPr>
       <w:spacing w:after="0" w:line="240" w:lineRule="auto"/>
     </w:pPr>
@@ -6113,28 +6118,28 @@
 </file>
 
 <file path=customXml/item1.xml><?xml version="1.0" encoding="utf-8"?>
+<b:Sources xmlns:b="http://schemas.openxmlformats.org/officeDocument/2006/bibliography" xmlns="http://schemas.openxmlformats.org/officeDocument/2006/bibliography" SelectedStyle="\APASixthEditionOfficeOnline.xsl" StyleName="APA" Version="6"/>
+</file>
+
+<file path=customXml/item2.xml><?xml version="1.0" encoding="utf-8"?>
 <go:gDocsCustomXmlDataStorage xmlns:go="http://customooxmlschemas.google.com/" xmlns:r="http://schemas.openxmlformats.org/officeDocument/2006/relationships" uri="GoogleDocsCustomDataVersion2">
   <go:docsCustomData xmlns:go="http://customooxmlschemas.google.com/" roundtripDataSignature="AMtx7mjfZHdsiCvpFOesiH+c3zMFCQ6GYw==">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</go:docsCustomData>
 </go:gDocsCustomXmlDataStorage>
 </file>
 
-<file path=customXml/item2.xml><?xml version="1.0" encoding="utf-8"?>
-<b:Sources xmlns:b="http://schemas.openxmlformats.org/officeDocument/2006/bibliography" xmlns="http://schemas.openxmlformats.org/officeDocument/2006/bibliography" SelectedStyle="\APASixthEditionOfficeOnline.xsl" StyleName="APA" Version="6"/>
+<file path=customXml/itemProps1.xml><?xml version="1.0" encoding="utf-8"?>
+<ds:datastoreItem xmlns:ds="http://schemas.openxmlformats.org/officeDocument/2006/customXml" ds:itemID="{13541E44-53E1-4E1E-8B81-150EFAC17A97}">
+  <ds:schemaRefs>
+    <ds:schemaRef ds:uri="http://schemas.openxmlformats.org/officeDocument/2006/bibliography"/>
+  </ds:schemaRefs>
+</ds:datastoreItem>
 </file>
 
-<file path=customXml/itemProps1.xml><?xml version="1.0" encoding="utf-8"?>
+<file path=customXml/itemProps2.xml><?xml version="1.0" encoding="utf-8"?>
 <ds:datastoreItem xmlns:ds="http://schemas.openxmlformats.org/officeDocument/2006/customXml" ds:itemID="{11111111-1234-1234-1234-123412341234}">
   <ds:schemaRefs>
     <ds:schemaRef ds:uri="http://customooxmlschemas.google.com/"/>
     <ds:schemaRef ds:uri="http://schemas.openxmlformats.org/officeDocument/2006/relationships"/>
   </ds:schemaRefs>
 </ds:datastoreItem>
-</file>
-
-<file path=customXml/itemProps2.xml><?xml version="1.0" encoding="utf-8"?>
-<ds:datastoreItem xmlns:ds="http://schemas.openxmlformats.org/officeDocument/2006/customXml" ds:itemID="{13541E44-53E1-4E1E-8B81-150EFAC17A97}">
-  <ds:schemaRefs>
-    <ds:schemaRef ds:uri="http://schemas.openxmlformats.org/officeDocument/2006/bibliography"/>
-  </ds:schemaRefs>
-</ds:datastoreItem>
 </file>